--- a/document_templates/Приходный ордер_шаблон.docx
+++ b/document_templates/Приходный ордер_шаблон.docx
@@ -63,12 +63,12 @@
         <w:tblLook w:val="04A0" w:firstRow="1" w:lastRow="0" w:firstColumn="1" w:lastColumn="0" w:noHBand="0" w:noVBand="1"/>
       </w:tblPr>
       <w:tblGrid>
-        <w:gridCol w:w="1937"/>
-        <w:gridCol w:w="1603"/>
-        <w:gridCol w:w="2255"/>
-        <w:gridCol w:w="1813"/>
-        <w:gridCol w:w="3181"/>
-        <w:gridCol w:w="4133"/>
+        <w:gridCol w:w="2194"/>
+        <w:gridCol w:w="1724"/>
+        <w:gridCol w:w="2051"/>
+        <w:gridCol w:w="2051"/>
+        <w:gridCol w:w="3431"/>
+        <w:gridCol w:w="3471"/>
       </w:tblGrid>
       <w:tr>
         <w:trPr>
@@ -82,12 +82,14 @@
             <w:vAlign w:val="center"/>
           </w:tcPr>
           <w:p>
+            <w:proofErr w:type="spellStart"/>
             <w:r>
               <w:rPr>
                 <w:sz w:val="20"/>
               </w:rPr>
               <w:t>Организация</w:t>
             </w:r>
+            <w:proofErr w:type="spellEnd"/>
           </w:p>
         </w:tc>
         <w:tc>
@@ -118,12 +120,28 @@
             <w:vAlign w:val="center"/>
           </w:tcPr>
           <w:p>
+            <w:proofErr w:type="spellStart"/>
             <w:r>
               <w:rPr>
                 <w:sz w:val="20"/>
               </w:rPr>
-              <w:t>Структурное подразделение</w:t>
+              <w:t>Структурное</w:t>
             </w:r>
+            <w:proofErr w:type="spellEnd"/>
+            <w:r>
+              <w:rPr>
+                <w:sz w:val="20"/>
+              </w:rPr>
+              <w:t xml:space="preserve"> </w:t>
+            </w:r>
+            <w:proofErr w:type="spellStart"/>
+            <w:r>
+              <w:rPr>
+                <w:sz w:val="20"/>
+              </w:rPr>
+              <w:t>подразделение</w:t>
+            </w:r>
+            <w:proofErr w:type="spellEnd"/>
           </w:p>
         </w:tc>
         <w:tc>
@@ -154,12 +172,14 @@
             <w:vAlign w:val="center"/>
           </w:tcPr>
           <w:p>
+            <w:proofErr w:type="spellStart"/>
             <w:r>
               <w:rPr>
                 <w:sz w:val="20"/>
               </w:rPr>
               <w:t>Коды</w:t>
             </w:r>
+            <w:proofErr w:type="spellEnd"/>
           </w:p>
         </w:tc>
         <w:tc>
@@ -179,7 +199,14 @@
                 <w:sz w:val="20"/>
                 <w:lang w:val="ru-RU"/>
               </w:rPr>
-              <w:t>Форма по ОКУД 0315003; ОКПО {{</w:t>
+              <w:t xml:space="preserve">Форма по ОКУД 0315003; ОКПО </w:t>
+            </w:r>
+            <w:r>
+              <w:rPr>
+                <w:sz w:val="20"/>
+                <w:lang w:val="ru-RU"/>
+              </w:rPr>
+              <w:t>{{</w:t>
             </w:r>
             <w:r>
               <w:rPr>
@@ -210,14 +237,39 @@
           <w:p>
             <w:pPr>
               <w:jc w:val="center"/>
+              <w:rPr>
+                <w:sz w:val="20"/>
+                <w:szCs w:val="28"/>
+              </w:rPr>
             </w:pPr>
+            <w:proofErr w:type="spellStart"/>
             <w:r>
               <w:rPr>
                 <w:b/>
-                <w:sz w:val="16"/>
+                <w:sz w:val="20"/>
+                <w:szCs w:val="28"/>
               </w:rPr>
-              <w:t>Дата составления</w:t>
+              <w:t>Дата</w:t>
             </w:r>
+            <w:proofErr w:type="spellEnd"/>
+            <w:r>
+              <w:rPr>
+                <w:b/>
+                <w:sz w:val="20"/>
+                <w:szCs w:val="28"/>
+              </w:rPr>
+              <w:t xml:space="preserve"> </w:t>
+            </w:r>
+            <w:proofErr w:type="spellStart"/>
+            <w:r>
+              <w:rPr>
+                <w:b/>
+                <w:sz w:val="20"/>
+                <w:szCs w:val="28"/>
+              </w:rPr>
+              <w:t>составления</w:t>
+            </w:r>
+            <w:proofErr w:type="spellEnd"/>
           </w:p>
         </w:tc>
         <w:tc>
@@ -229,14 +281,21 @@
           <w:p>
             <w:pPr>
               <w:jc w:val="center"/>
+              <w:rPr>
+                <w:sz w:val="20"/>
+                <w:szCs w:val="28"/>
+              </w:rPr>
             </w:pPr>
+            <w:proofErr w:type="spellStart"/>
             <w:r>
               <w:rPr>
                 <w:b/>
-                <w:sz w:val="16"/>
+                <w:sz w:val="20"/>
+                <w:szCs w:val="28"/>
               </w:rPr>
               <w:t>Склад</w:t>
             </w:r>
+            <w:proofErr w:type="spellEnd"/>
           </w:p>
         </w:tc>
         <w:tc>
@@ -248,14 +307,21 @@
           <w:p>
             <w:pPr>
               <w:jc w:val="center"/>
+              <w:rPr>
+                <w:sz w:val="20"/>
+                <w:szCs w:val="28"/>
+              </w:rPr>
             </w:pPr>
+            <w:proofErr w:type="spellStart"/>
             <w:r>
               <w:rPr>
                 <w:b/>
-                <w:sz w:val="16"/>
+                <w:sz w:val="20"/>
+                <w:szCs w:val="28"/>
               </w:rPr>
               <w:t>Поставщик</w:t>
             </w:r>
+            <w:proofErr w:type="spellEnd"/>
           </w:p>
         </w:tc>
         <w:tc>
@@ -267,14 +333,21 @@
           <w:p>
             <w:pPr>
               <w:jc w:val="center"/>
+              <w:rPr>
+                <w:sz w:val="20"/>
+                <w:szCs w:val="28"/>
+              </w:rPr>
             </w:pPr>
+            <w:proofErr w:type="spellStart"/>
             <w:r>
               <w:rPr>
                 <w:b/>
-                <w:sz w:val="16"/>
+                <w:sz w:val="20"/>
+                <w:szCs w:val="28"/>
               </w:rPr>
               <w:t>Счет</w:t>
             </w:r>
+            <w:proofErr w:type="spellEnd"/>
           </w:p>
         </w:tc>
         <w:tc>
@@ -286,14 +359,39 @@
           <w:p>
             <w:pPr>
               <w:jc w:val="center"/>
+              <w:rPr>
+                <w:sz w:val="20"/>
+                <w:szCs w:val="28"/>
+              </w:rPr>
             </w:pPr>
+            <w:proofErr w:type="spellStart"/>
             <w:r>
               <w:rPr>
                 <w:b/>
-                <w:sz w:val="16"/>
+                <w:sz w:val="20"/>
+                <w:szCs w:val="28"/>
               </w:rPr>
-              <w:t>Сопроводительный документ</w:t>
+              <w:t>Сопроводительный</w:t>
             </w:r>
+            <w:proofErr w:type="spellEnd"/>
+            <w:r>
+              <w:rPr>
+                <w:b/>
+                <w:sz w:val="20"/>
+                <w:szCs w:val="28"/>
+              </w:rPr>
+              <w:t xml:space="preserve"> </w:t>
+            </w:r>
+            <w:proofErr w:type="spellStart"/>
+            <w:r>
+              <w:rPr>
+                <w:b/>
+                <w:sz w:val="20"/>
+                <w:szCs w:val="28"/>
+              </w:rPr>
+              <w:t>документ</w:t>
+            </w:r>
+            <w:proofErr w:type="spellEnd"/>
           </w:p>
         </w:tc>
         <w:tc>
@@ -305,14 +403,39 @@
           <w:p>
             <w:pPr>
               <w:jc w:val="center"/>
+              <w:rPr>
+                <w:sz w:val="20"/>
+                <w:szCs w:val="28"/>
+              </w:rPr>
             </w:pPr>
+            <w:proofErr w:type="spellStart"/>
             <w:r>
               <w:rPr>
                 <w:b/>
-                <w:sz w:val="16"/>
+                <w:sz w:val="20"/>
+                <w:szCs w:val="28"/>
               </w:rPr>
-              <w:t>Платежный документ</w:t>
+              <w:t>Платежный</w:t>
             </w:r>
+            <w:proofErr w:type="spellEnd"/>
+            <w:r>
+              <w:rPr>
+                <w:b/>
+                <w:sz w:val="20"/>
+                <w:szCs w:val="28"/>
+              </w:rPr>
+              <w:t xml:space="preserve"> </w:t>
+            </w:r>
+            <w:proofErr w:type="spellStart"/>
+            <w:r>
+              <w:rPr>
+                <w:b/>
+                <w:sz w:val="20"/>
+                <w:szCs w:val="28"/>
+              </w:rPr>
+              <w:t>документ</w:t>
+            </w:r>
+            <w:proofErr w:type="spellEnd"/>
           </w:p>
         </w:tc>
       </w:tr>
@@ -326,9 +449,16 @@
             <w:vAlign w:val="center"/>
           </w:tcPr>
           <w:p>
+            <w:pPr>
+              <w:rPr>
+                <w:sz w:val="20"/>
+                <w:szCs w:val="28"/>
+              </w:rPr>
+            </w:pPr>
             <w:r>
               <w:rPr>
-                <w:sz w:val="16"/>
+                <w:sz w:val="20"/>
+                <w:szCs w:val="28"/>
               </w:rPr>
               <w:t>{{DOCUMENT_DATE}}</w:t>
             </w:r>
@@ -340,9 +470,16 @@
             <w:vAlign w:val="center"/>
           </w:tcPr>
           <w:p>
+            <w:pPr>
+              <w:rPr>
+                <w:sz w:val="20"/>
+                <w:szCs w:val="28"/>
+              </w:rPr>
+            </w:pPr>
             <w:r>
               <w:rPr>
-                <w:sz w:val="16"/>
+                <w:sz w:val="20"/>
+                <w:szCs w:val="28"/>
               </w:rPr>
               <w:t>{{WAREHOUSE}}</w:t>
             </w:r>
@@ -354,9 +491,16 @@
             <w:vAlign w:val="center"/>
           </w:tcPr>
           <w:p>
+            <w:pPr>
+              <w:rPr>
+                <w:sz w:val="20"/>
+                <w:szCs w:val="28"/>
+              </w:rPr>
+            </w:pPr>
             <w:r>
               <w:rPr>
-                <w:sz w:val="16"/>
+                <w:sz w:val="20"/>
+                <w:szCs w:val="28"/>
               </w:rPr>
               <w:t>{{SUPPLIER_NAME}}</w:t>
             </w:r>
@@ -368,9 +512,16 @@
             <w:vAlign w:val="center"/>
           </w:tcPr>
           <w:p>
+            <w:pPr>
+              <w:rPr>
+                <w:sz w:val="20"/>
+                <w:szCs w:val="28"/>
+              </w:rPr>
+            </w:pPr>
             <w:r>
               <w:rPr>
-                <w:sz w:val="16"/>
+                <w:sz w:val="20"/>
+                <w:szCs w:val="28"/>
               </w:rPr>
               <w:t>{{ACCOUNT_CODE}}</w:t>
             </w:r>
@@ -382,11 +533,34 @@
             <w:vAlign w:val="center"/>
           </w:tcPr>
           <w:p>
+            <w:pPr>
+              <w:rPr>
+                <w:sz w:val="20"/>
+                <w:szCs w:val="28"/>
+              </w:rPr>
+            </w:pPr>
             <w:r>
               <w:rPr>
-                <w:sz w:val="16"/>
+                <w:sz w:val="20"/>
+                <w:szCs w:val="28"/>
               </w:rPr>
-              <w:t>{{SUPPLIER_DOCUMENT_NUMBER}} от {{SUPPLIER_DOCUMENT_DATE}}</w:t>
+              <w:t xml:space="preserve">{{SUPPLIER_DOCUMENT_NUMBER}} </w:t>
+            </w:r>
+            <w:proofErr w:type="spellStart"/>
+            <w:r>
+              <w:rPr>
+                <w:sz w:val="20"/>
+                <w:szCs w:val="28"/>
+              </w:rPr>
+              <w:t>от</w:t>
+            </w:r>
+            <w:proofErr w:type="spellEnd"/>
+            <w:r>
+              <w:rPr>
+                <w:sz w:val="20"/>
+                <w:szCs w:val="28"/>
+              </w:rPr>
+              <w:t xml:space="preserve"> {{SUPPLIER_DOCUMENT_DATE}}</w:t>
             </w:r>
           </w:p>
         </w:tc>
@@ -396,9 +570,16 @@
             <w:vAlign w:val="center"/>
           </w:tcPr>
           <w:p>
+            <w:pPr>
+              <w:rPr>
+                <w:sz w:val="20"/>
+                <w:szCs w:val="28"/>
+              </w:rPr>
+            </w:pPr>
             <w:r>
               <w:rPr>
-                <w:sz w:val="16"/>
+                <w:sz w:val="20"/>
+                <w:szCs w:val="28"/>
               </w:rPr>
               <w:t>{{PAYMENT_DOCUMENT_NUMBER}}</w:t>
             </w:r>
@@ -407,13 +588,31 @@
       </w:tr>
     </w:tbl>
     <w:p>
+      <w:proofErr w:type="spellStart"/>
       <w:r>
         <w:rPr>
           <w:b/>
           <w:sz w:val="24"/>
         </w:rPr>
-        <w:t>Материальные ценности</w:t>
+        <w:t>Материальные</w:t>
       </w:r>
+      <w:proofErr w:type="spellEnd"/>
+      <w:r>
+        <w:rPr>
+          <w:b/>
+          <w:sz w:val="24"/>
+        </w:rPr>
+        <w:t xml:space="preserve"> </w:t>
+      </w:r>
+      <w:proofErr w:type="spellStart"/>
+      <w:r>
+        <w:rPr>
+          <w:b/>
+          <w:sz w:val="24"/>
+        </w:rPr>
+        <w:t>ценности</w:t>
+      </w:r>
+      <w:proofErr w:type="spellEnd"/>
     </w:p>
     <w:tbl>
       <w:tblPr>
@@ -433,12 +632,12 @@
       <w:tblGrid>
         <w:gridCol w:w="1521"/>
         <w:gridCol w:w="1494"/>
-        <w:gridCol w:w="751"/>
+        <w:gridCol w:w="750"/>
         <w:gridCol w:w="1941"/>
         <w:gridCol w:w="1879"/>
         <w:gridCol w:w="805"/>
         <w:gridCol w:w="2023"/>
-        <w:gridCol w:w="1314"/>
+        <w:gridCol w:w="1315"/>
         <w:gridCol w:w="1700"/>
         <w:gridCol w:w="1494"/>
       </w:tblGrid>
@@ -455,14 +654,75 @@
           <w:p>
             <w:pPr>
               <w:jc w:val="center"/>
+              <w:rPr>
+                <w:sz w:val="20"/>
+                <w:szCs w:val="32"/>
+              </w:rPr>
             </w:pPr>
+            <w:proofErr w:type="spellStart"/>
             <w:r>
               <w:rPr>
                 <w:b/>
-                <w:sz w:val="14"/>
+                <w:sz w:val="20"/>
+                <w:szCs w:val="32"/>
               </w:rPr>
-              <w:t>Наименование, сорт, размер, марка</w:t>
+              <w:t>Наименование</w:t>
             </w:r>
+            <w:proofErr w:type="spellEnd"/>
+            <w:r>
+              <w:rPr>
+                <w:b/>
+                <w:sz w:val="20"/>
+                <w:szCs w:val="32"/>
+              </w:rPr>
+              <w:t xml:space="preserve">, </w:t>
+            </w:r>
+            <w:proofErr w:type="spellStart"/>
+            <w:r>
+              <w:rPr>
+                <w:b/>
+                <w:sz w:val="20"/>
+                <w:szCs w:val="32"/>
+              </w:rPr>
+              <w:t>сорт</w:t>
+            </w:r>
+            <w:proofErr w:type="spellEnd"/>
+            <w:r>
+              <w:rPr>
+                <w:b/>
+                <w:sz w:val="20"/>
+                <w:szCs w:val="32"/>
+              </w:rPr>
+              <w:t xml:space="preserve">, </w:t>
+            </w:r>
+            <w:proofErr w:type="spellStart"/>
+            <w:r>
+              <w:rPr>
+                <w:b/>
+                <w:sz w:val="20"/>
+                <w:szCs w:val="32"/>
+              </w:rPr>
+              <w:t>размер</w:t>
+            </w:r>
+            <w:proofErr w:type="spellEnd"/>
+            <w:r>
+              <w:rPr>
+                <w:b/>
+                <w:sz w:val="20"/>
+                <w:szCs w:val="32"/>
+              </w:rPr>
+              <w:t xml:space="preserve">, </w:t>
+            </w:r>
+            <w:proofErr w:type="spellStart"/>
+            <w:r>
+              <w:rPr>
+                <w:b/>
+                <w:sz w:val="20"/>
+                <w:szCs w:val="32"/>
+              </w:rPr>
+              <w:t>марка</w:t>
+            </w:r>
+            <w:proofErr w:type="spellEnd"/>
           </w:p>
         </w:tc>
         <w:tc>
@@ -474,13 +734,256 @@
           <w:p>
             <w:pPr>
               <w:jc w:val="center"/>
+              <w:rPr>
+                <w:sz w:val="20"/>
+                <w:szCs w:val="32"/>
+              </w:rPr>
             </w:pPr>
+            <w:proofErr w:type="spellStart"/>
             <w:r>
               <w:rPr>
                 <w:b/>
-                <w:sz w:val="14"/>
+                <w:sz w:val="20"/>
+                <w:szCs w:val="32"/>
               </w:rPr>
-              <w:t>Номенклатурный номер</w:t>
+              <w:t>Номенклатурный</w:t>
+            </w:r>
+            <w:proofErr w:type="spellEnd"/>
+            <w:r>
+              <w:rPr>
+                <w:b/>
+                <w:sz w:val="20"/>
+                <w:szCs w:val="32"/>
+              </w:rPr>
+              <w:t xml:space="preserve"> </w:t>
+            </w:r>
+            <w:proofErr w:type="spellStart"/>
+            <w:r>
+              <w:rPr>
+                <w:b/>
+                <w:sz w:val="20"/>
+                <w:szCs w:val="32"/>
+              </w:rPr>
+              <w:t>номер</w:t>
+            </w:r>
+            <w:proofErr w:type="spellEnd"/>
+          </w:p>
+        </w:tc>
+        <w:tc>
+          <w:tcPr>
+            <w:tcW w:w="1247" w:type="dxa"/>
+            <w:shd w:val="clear" w:color="auto" w:fill="EDEDED"/>
+            <w:vAlign w:val="center"/>
+          </w:tcPr>
+          <w:p>
+            <w:pPr>
+              <w:jc w:val="center"/>
+              <w:rPr>
+                <w:sz w:val="20"/>
+                <w:szCs w:val="32"/>
+              </w:rPr>
+            </w:pPr>
+            <w:proofErr w:type="spellStart"/>
+            <w:r>
+              <w:rPr>
+                <w:b/>
+                <w:sz w:val="20"/>
+                <w:szCs w:val="32"/>
+              </w:rPr>
+              <w:t>Ед</w:t>
+            </w:r>
+            <w:proofErr w:type="spellEnd"/>
+            <w:r>
+              <w:rPr>
+                <w:b/>
+                <w:sz w:val="20"/>
+                <w:szCs w:val="32"/>
+              </w:rPr>
+              <w:t xml:space="preserve">. </w:t>
+            </w:r>
+            <w:proofErr w:type="spellStart"/>
+            <w:r>
+              <w:rPr>
+                <w:b/>
+                <w:sz w:val="20"/>
+                <w:szCs w:val="32"/>
+              </w:rPr>
+              <w:t>изм</w:t>
+            </w:r>
+            <w:proofErr w:type="spellEnd"/>
+            <w:r>
+              <w:rPr>
+                <w:b/>
+                <w:sz w:val="20"/>
+                <w:szCs w:val="32"/>
+              </w:rPr>
+              <w:t>.</w:t>
+            </w:r>
+          </w:p>
+        </w:tc>
+        <w:tc>
+          <w:tcPr>
+            <w:tcW w:w="1417" w:type="dxa"/>
+            <w:shd w:val="clear" w:color="auto" w:fill="EDEDED"/>
+            <w:vAlign w:val="center"/>
+          </w:tcPr>
+          <w:p>
+            <w:pPr>
+              <w:jc w:val="center"/>
+              <w:rPr>
+                <w:sz w:val="20"/>
+                <w:szCs w:val="32"/>
+              </w:rPr>
+            </w:pPr>
+            <w:proofErr w:type="spellStart"/>
+            <w:r>
+              <w:rPr>
+                <w:b/>
+                <w:sz w:val="20"/>
+                <w:szCs w:val="32"/>
+              </w:rPr>
+              <w:t>Кол-во</w:t>
+            </w:r>
+            <w:proofErr w:type="spellEnd"/>
+            <w:r>
+              <w:rPr>
+                <w:b/>
+                <w:sz w:val="20"/>
+                <w:szCs w:val="32"/>
+              </w:rPr>
+              <w:t xml:space="preserve"> </w:t>
+            </w:r>
+            <w:proofErr w:type="spellStart"/>
+            <w:r>
+              <w:rPr>
+                <w:b/>
+                <w:sz w:val="20"/>
+                <w:szCs w:val="32"/>
+              </w:rPr>
+              <w:t>по</w:t>
+            </w:r>
+            <w:proofErr w:type="spellEnd"/>
+            <w:r>
+              <w:rPr>
+                <w:b/>
+                <w:sz w:val="20"/>
+                <w:szCs w:val="32"/>
+              </w:rPr>
+              <w:t xml:space="preserve"> </w:t>
+            </w:r>
+            <w:proofErr w:type="spellStart"/>
+            <w:r>
+              <w:rPr>
+                <w:b/>
+                <w:sz w:val="20"/>
+                <w:szCs w:val="32"/>
+              </w:rPr>
+              <w:t>документу</w:t>
+            </w:r>
+            <w:proofErr w:type="spellEnd"/>
+          </w:p>
+        </w:tc>
+        <w:tc>
+          <w:tcPr>
+            <w:tcW w:w="1360" w:type="dxa"/>
+            <w:shd w:val="clear" w:color="auto" w:fill="EDEDED"/>
+            <w:vAlign w:val="center"/>
+          </w:tcPr>
+          <w:p>
+            <w:pPr>
+              <w:jc w:val="center"/>
+              <w:rPr>
+                <w:sz w:val="20"/>
+                <w:szCs w:val="32"/>
+              </w:rPr>
+            </w:pPr>
+            <w:proofErr w:type="spellStart"/>
+            <w:r>
+              <w:rPr>
+                <w:b/>
+                <w:sz w:val="20"/>
+                <w:szCs w:val="32"/>
+              </w:rPr>
+              <w:t>Принято</w:t>
+            </w:r>
+            <w:proofErr w:type="spellEnd"/>
+          </w:p>
+        </w:tc>
+        <w:tc>
+          <w:tcPr>
+            <w:tcW w:w="1247" w:type="dxa"/>
+            <w:shd w:val="clear" w:color="auto" w:fill="EDEDED"/>
+            <w:vAlign w:val="center"/>
+          </w:tcPr>
+          <w:p>
+            <w:pPr>
+              <w:jc w:val="center"/>
+              <w:rPr>
+                <w:sz w:val="20"/>
+                <w:szCs w:val="32"/>
+              </w:rPr>
+            </w:pPr>
+            <w:proofErr w:type="spellStart"/>
+            <w:r>
+              <w:rPr>
+                <w:b/>
+                <w:sz w:val="20"/>
+                <w:szCs w:val="32"/>
+              </w:rPr>
+              <w:t>Цена</w:t>
+            </w:r>
+            <w:proofErr w:type="spellEnd"/>
+          </w:p>
+        </w:tc>
+        <w:tc>
+          <w:tcPr>
+            <w:tcW w:w="1587" w:type="dxa"/>
+            <w:shd w:val="clear" w:color="auto" w:fill="EDEDED"/>
+            <w:vAlign w:val="center"/>
+          </w:tcPr>
+          <w:p>
+            <w:pPr>
+              <w:jc w:val="center"/>
+              <w:rPr>
+                <w:sz w:val="20"/>
+                <w:szCs w:val="32"/>
+              </w:rPr>
+            </w:pPr>
+            <w:proofErr w:type="spellStart"/>
+            <w:r>
+              <w:rPr>
+                <w:b/>
+                <w:sz w:val="20"/>
+                <w:szCs w:val="32"/>
+              </w:rPr>
+              <w:t>Сумма</w:t>
+            </w:r>
+            <w:proofErr w:type="spellEnd"/>
+            <w:r>
+              <w:rPr>
+                <w:b/>
+                <w:sz w:val="20"/>
+                <w:szCs w:val="32"/>
+              </w:rPr>
+              <w:t xml:space="preserve"> </w:t>
+            </w:r>
+            <w:proofErr w:type="spellStart"/>
+            <w:r>
+              <w:rPr>
+                <w:b/>
+                <w:sz w:val="20"/>
+                <w:szCs w:val="32"/>
+              </w:rPr>
+              <w:t>без</w:t>
+            </w:r>
+            <w:proofErr w:type="spellEnd"/>
+            <w:r>
+              <w:rPr>
+                <w:b/>
+                <w:sz w:val="20"/>
+                <w:szCs w:val="32"/>
+              </w:rPr>
+              <w:t xml:space="preserve"> НДС</w:t>
             </w:r>
           </w:p>
         </w:tc>
@@ -493,106 +996,16 @@
           <w:p>
             <w:pPr>
               <w:jc w:val="center"/>
+              <w:rPr>
+                <w:sz w:val="20"/>
+                <w:szCs w:val="32"/>
+              </w:rPr>
             </w:pPr>
             <w:r>
               <w:rPr>
                 <w:b/>
-                <w:sz w:val="14"/>
-              </w:rPr>
-              <w:t>Ед. изм.</w:t>
-            </w:r>
-          </w:p>
-        </w:tc>
-        <w:tc>
-          <w:tcPr>
-            <w:tcW w:w="1417" w:type="dxa"/>
-            <w:shd w:val="clear" w:color="auto" w:fill="EDEDED"/>
-            <w:vAlign w:val="center"/>
-          </w:tcPr>
-          <w:p>
-            <w:pPr>
-              <w:jc w:val="center"/>
-            </w:pPr>
-            <w:r>
-              <w:rPr>
-                <w:b/>
-                <w:sz w:val="14"/>
-              </w:rPr>
-              <w:t>Кол-во по документу</w:t>
-            </w:r>
-          </w:p>
-        </w:tc>
-        <w:tc>
-          <w:tcPr>
-            <w:tcW w:w="1360" w:type="dxa"/>
-            <w:shd w:val="clear" w:color="auto" w:fill="EDEDED"/>
-            <w:vAlign w:val="center"/>
-          </w:tcPr>
-          <w:p>
-            <w:pPr>
-              <w:jc w:val="center"/>
-            </w:pPr>
-            <w:r>
-              <w:rPr>
-                <w:b/>
-                <w:sz w:val="14"/>
-              </w:rPr>
-              <w:t>Принято</w:t>
-            </w:r>
-          </w:p>
-        </w:tc>
-        <w:tc>
-          <w:tcPr>
-            <w:tcW w:w="1247" w:type="dxa"/>
-            <w:shd w:val="clear" w:color="auto" w:fill="EDEDED"/>
-            <w:vAlign w:val="center"/>
-          </w:tcPr>
-          <w:p>
-            <w:pPr>
-              <w:jc w:val="center"/>
-            </w:pPr>
-            <w:r>
-              <w:rPr>
-                <w:b/>
-                <w:sz w:val="14"/>
-              </w:rPr>
-              <w:t>Цена</w:t>
-            </w:r>
-          </w:p>
-        </w:tc>
-        <w:tc>
-          <w:tcPr>
-            <w:tcW w:w="1587" w:type="dxa"/>
-            <w:shd w:val="clear" w:color="auto" w:fill="EDEDED"/>
-            <w:vAlign w:val="center"/>
-          </w:tcPr>
-          <w:p>
-            <w:pPr>
-              <w:jc w:val="center"/>
-            </w:pPr>
-            <w:r>
-              <w:rPr>
-                <w:b/>
-                <w:sz w:val="14"/>
-              </w:rPr>
-              <w:t>Сумма без НДС</w:t>
-            </w:r>
-          </w:p>
-        </w:tc>
-        <w:tc>
-          <w:tcPr>
-            <w:tcW w:w="1247" w:type="dxa"/>
-            <w:shd w:val="clear" w:color="auto" w:fill="EDEDED"/>
-            <w:vAlign w:val="center"/>
-          </w:tcPr>
-          <w:p>
-            <w:pPr>
-              <w:jc w:val="center"/>
-            </w:pPr>
-            <w:r>
-              <w:rPr>
-                <w:b/>
-                <w:sz w:val="14"/>
+                <w:sz w:val="20"/>
+                <w:szCs w:val="32"/>
               </w:rPr>
               <w:t>НДС</w:t>
             </w:r>
@@ -607,13 +1020,28 @@
           <w:p>
             <w:pPr>
               <w:jc w:val="center"/>
+              <w:rPr>
+                <w:sz w:val="20"/>
+                <w:szCs w:val="32"/>
+              </w:rPr>
             </w:pPr>
+            <w:proofErr w:type="spellStart"/>
             <w:r>
               <w:rPr>
                 <w:b/>
-                <w:sz w:val="14"/>
+                <w:sz w:val="20"/>
+                <w:szCs w:val="32"/>
               </w:rPr>
-              <w:t>Всего с НДС</w:t>
+              <w:t>Всего</w:t>
+            </w:r>
+            <w:proofErr w:type="spellEnd"/>
+            <w:r>
+              <w:rPr>
+                <w:b/>
+                <w:sz w:val="20"/>
+                <w:szCs w:val="32"/>
+              </w:rPr>
+              <w:t xml:space="preserve"> с НДС</w:t>
             </w:r>
           </w:p>
         </w:tc>
@@ -627,13 +1055,16 @@
             <w:pPr>
               <w:jc w:val="center"/>
               <w:rPr>
+                <w:sz w:val="20"/>
+                <w:szCs w:val="32"/>
                 <w:lang w:val="ru-RU"/>
               </w:rPr>
             </w:pPr>
             <w:r>
               <w:rPr>
                 <w:b/>
-                <w:sz w:val="14"/>
+                <w:sz w:val="20"/>
+                <w:szCs w:val="32"/>
                 <w:lang w:val="ru-RU"/>
               </w:rPr>
               <w:t>Порядковый номер по складской картотеке</w:t>
@@ -651,9 +1082,16 @@
             <w:vAlign w:val="center"/>
           </w:tcPr>
           <w:p>
+            <w:pPr>
+              <w:rPr>
+                <w:sz w:val="20"/>
+                <w:szCs w:val="32"/>
+              </w:rPr>
+            </w:pPr>
             <w:r>
               <w:rPr>
-                <w:sz w:val="14"/>
+                <w:sz w:val="20"/>
+                <w:szCs w:val="32"/>
               </w:rPr>
               <w:t>{{MATERIAL_NAME}}</w:t>
             </w:r>
@@ -665,9 +1103,16 @@
             <w:vAlign w:val="center"/>
           </w:tcPr>
           <w:p>
+            <w:pPr>
+              <w:rPr>
+                <w:sz w:val="20"/>
+                <w:szCs w:val="32"/>
+              </w:rPr>
+            </w:pPr>
             <w:r>
               <w:rPr>
-                <w:sz w:val="14"/>
+                <w:sz w:val="20"/>
+                <w:szCs w:val="32"/>
               </w:rPr>
               <w:t>{{MATERIAL_CODE}}</w:t>
             </w:r>
@@ -679,9 +1124,16 @@
             <w:vAlign w:val="center"/>
           </w:tcPr>
           <w:p>
+            <w:pPr>
+              <w:rPr>
+                <w:sz w:val="20"/>
+                <w:szCs w:val="32"/>
+              </w:rPr>
+            </w:pPr>
             <w:r>
               <w:rPr>
-                <w:sz w:val="14"/>
+                <w:sz w:val="20"/>
+                <w:szCs w:val="32"/>
               </w:rPr>
               <w:t>{{UNIT}}</w:t>
             </w:r>
@@ -693,9 +1145,16 @@
             <w:vAlign w:val="center"/>
           </w:tcPr>
           <w:p>
+            <w:pPr>
+              <w:rPr>
+                <w:sz w:val="20"/>
+                <w:szCs w:val="32"/>
+              </w:rPr>
+            </w:pPr>
             <w:r>
               <w:rPr>
-                <w:sz w:val="14"/>
+                <w:sz w:val="20"/>
+                <w:szCs w:val="32"/>
               </w:rPr>
               <w:t>{{DOCUMENT_QTY}}</w:t>
             </w:r>
@@ -707,9 +1166,16 @@
             <w:vAlign w:val="center"/>
           </w:tcPr>
           <w:p>
+            <w:pPr>
+              <w:rPr>
+                <w:sz w:val="20"/>
+                <w:szCs w:val="32"/>
+              </w:rPr>
+            </w:pPr>
             <w:r>
               <w:rPr>
-                <w:sz w:val="14"/>
+                <w:sz w:val="20"/>
+                <w:szCs w:val="32"/>
               </w:rPr>
               <w:t>{{ACCEPTED_QTY}}</w:t>
             </w:r>
@@ -721,9 +1187,16 @@
             <w:vAlign w:val="center"/>
           </w:tcPr>
           <w:p>
+            <w:pPr>
+              <w:rPr>
+                <w:sz w:val="20"/>
+                <w:szCs w:val="32"/>
+              </w:rPr>
+            </w:pPr>
             <w:r>
               <w:rPr>
-                <w:sz w:val="14"/>
+                <w:sz w:val="20"/>
+                <w:szCs w:val="32"/>
               </w:rPr>
               <w:t>{{PRICE}}</w:t>
             </w:r>
@@ -735,9 +1208,16 @@
             <w:vAlign w:val="center"/>
           </w:tcPr>
           <w:p>
+            <w:pPr>
+              <w:rPr>
+                <w:sz w:val="20"/>
+                <w:szCs w:val="32"/>
+              </w:rPr>
+            </w:pPr>
             <w:r>
               <w:rPr>
-                <w:sz w:val="14"/>
+                <w:sz w:val="20"/>
+                <w:szCs w:val="32"/>
               </w:rPr>
               <w:t>{{AMOUNT_NO_VAT}}</w:t>
             </w:r>
@@ -749,9 +1229,16 @@
             <w:vAlign w:val="center"/>
           </w:tcPr>
           <w:p>
+            <w:pPr>
+              <w:rPr>
+                <w:sz w:val="20"/>
+                <w:szCs w:val="32"/>
+              </w:rPr>
+            </w:pPr>
             <w:r>
               <w:rPr>
-                <w:sz w:val="14"/>
+                <w:sz w:val="20"/>
+                <w:szCs w:val="32"/>
               </w:rPr>
               <w:t>{{VAT_AMOUNT}}</w:t>
             </w:r>
@@ -763,9 +1250,16 @@
             <w:vAlign w:val="center"/>
           </w:tcPr>
           <w:p>
+            <w:pPr>
+              <w:rPr>
+                <w:sz w:val="20"/>
+                <w:szCs w:val="32"/>
+              </w:rPr>
+            </w:pPr>
             <w:r>
               <w:rPr>
-                <w:sz w:val="14"/>
+                <w:sz w:val="20"/>
+                <w:szCs w:val="32"/>
               </w:rPr>
               <w:t>{{AMOUNT_WITH_VAT}}</w:t>
             </w:r>
@@ -777,9 +1271,16 @@
             <w:vAlign w:val="center"/>
           </w:tcPr>
           <w:p>
+            <w:pPr>
+              <w:rPr>
+                <w:sz w:val="20"/>
+                <w:szCs w:val="32"/>
+              </w:rPr>
+            </w:pPr>
             <w:r>
               <w:rPr>
-                <w:sz w:val="14"/>
+                <w:sz w:val="20"/>
+                <w:szCs w:val="32"/>
               </w:rPr>
               <w:t>{{MATERIAL_CODE}}</w:t>
             </w:r>
@@ -796,9 +1297,16 @@
             <w:vAlign w:val="center"/>
           </w:tcPr>
           <w:p>
+            <w:pPr>
+              <w:rPr>
+                <w:sz w:val="20"/>
+                <w:szCs w:val="32"/>
+              </w:rPr>
+            </w:pPr>
             <w:r>
               <w:rPr>
-                <w:sz w:val="14"/>
+                <w:sz w:val="20"/>
+                <w:szCs w:val="32"/>
               </w:rPr>
               <w:t>ИТОГО</w:t>
             </w:r>
@@ -809,14 +1317,28 @@
             <w:tcW w:w="1927" w:type="dxa"/>
             <w:vAlign w:val="center"/>
           </w:tcPr>
-          <w:p/>
+          <w:p>
+            <w:pPr>
+              <w:rPr>
+                <w:sz w:val="20"/>
+                <w:szCs w:val="32"/>
+              </w:rPr>
+            </w:pPr>
+          </w:p>
         </w:tc>
         <w:tc>
           <w:tcPr>
             <w:tcW w:w="1247" w:type="dxa"/>
             <w:vAlign w:val="center"/>
           </w:tcPr>
-          <w:p/>
+          <w:p>
+            <w:pPr>
+              <w:rPr>
+                <w:sz w:val="20"/>
+                <w:szCs w:val="32"/>
+              </w:rPr>
+            </w:pPr>
+          </w:p>
         </w:tc>
         <w:tc>
           <w:tcPr>
@@ -824,9 +1346,16 @@
             <w:vAlign w:val="center"/>
           </w:tcPr>
           <w:p>
+            <w:pPr>
+              <w:rPr>
+                <w:sz w:val="20"/>
+                <w:szCs w:val="32"/>
+              </w:rPr>
+            </w:pPr>
             <w:r>
               <w:rPr>
-                <w:sz w:val="14"/>
+                <w:sz w:val="20"/>
+                <w:szCs w:val="32"/>
               </w:rPr>
               <w:t>{{TOTAL_DOCUMENT_QTY}}</w:t>
             </w:r>
@@ -838,9 +1367,16 @@
             <w:vAlign w:val="center"/>
           </w:tcPr>
           <w:p>
+            <w:pPr>
+              <w:rPr>
+                <w:sz w:val="20"/>
+                <w:szCs w:val="32"/>
+              </w:rPr>
+            </w:pPr>
             <w:r>
               <w:rPr>
-                <w:sz w:val="14"/>
+                <w:sz w:val="20"/>
+                <w:szCs w:val="32"/>
               </w:rPr>
               <w:t>{{TOTAL_ACCEPTED_QTY}}</w:t>
             </w:r>
@@ -851,7 +1387,14 @@
             <w:tcW w:w="1247" w:type="dxa"/>
             <w:vAlign w:val="center"/>
           </w:tcPr>
-          <w:p/>
+          <w:p>
+            <w:pPr>
+              <w:rPr>
+                <w:sz w:val="20"/>
+                <w:szCs w:val="32"/>
+              </w:rPr>
+            </w:pPr>
+          </w:p>
         </w:tc>
         <w:tc>
           <w:tcPr>
@@ -859,9 +1402,16 @@
             <w:vAlign w:val="center"/>
           </w:tcPr>
           <w:p>
+            <w:pPr>
+              <w:rPr>
+                <w:sz w:val="20"/>
+                <w:szCs w:val="32"/>
+              </w:rPr>
+            </w:pPr>
             <w:r>
               <w:rPr>
-                <w:sz w:val="14"/>
+                <w:sz w:val="20"/>
+                <w:szCs w:val="32"/>
               </w:rPr>
               <w:t>{{TOTAL_AMOUNT_NO_VAT}}</w:t>
             </w:r>
@@ -873,9 +1423,16 @@
             <w:vAlign w:val="center"/>
           </w:tcPr>
           <w:p>
+            <w:pPr>
+              <w:rPr>
+                <w:sz w:val="20"/>
+                <w:szCs w:val="32"/>
+              </w:rPr>
+            </w:pPr>
             <w:r>
               <w:rPr>
-                <w:sz w:val="14"/>
+                <w:sz w:val="20"/>
+                <w:szCs w:val="32"/>
               </w:rPr>
               <w:t>{{TOTAL_VAT}}</w:t>
             </w:r>
@@ -887,9 +1444,16 @@
             <w:vAlign w:val="center"/>
           </w:tcPr>
           <w:p>
+            <w:pPr>
+              <w:rPr>
+                <w:sz w:val="20"/>
+                <w:szCs w:val="32"/>
+              </w:rPr>
+            </w:pPr>
             <w:r>
               <w:rPr>
-                <w:sz w:val="14"/>
+                <w:sz w:val="20"/>
+                <w:szCs w:val="32"/>
               </w:rPr>
               <w:t>{{TOTAL_WITH_VAT}}</w:t>
             </w:r>
@@ -900,7 +1464,14 @@
             <w:tcW w:w="2268" w:type="dxa"/>
             <w:vAlign w:val="center"/>
           </w:tcPr>
-          <w:p/>
+          <w:p>
+            <w:pPr>
+              <w:rPr>
+                <w:sz w:val="20"/>
+                <w:szCs w:val="32"/>
+              </w:rPr>
+            </w:pPr>
+          </w:p>
         </w:tc>
       </w:tr>
     </w:tbl>
@@ -911,18 +1482,18 @@
         <w:tblW w:w="0" w:type="auto"/>
         <w:jc w:val="center"/>
         <w:tblBorders>
-          <w:top w:val="single" w:sz="4" w:space="0" w:color="555555"/>
-          <w:left w:val="single" w:sz="4" w:space="0" w:color="555555"/>
-          <w:bottom w:val="single" w:sz="4" w:space="0" w:color="555555"/>
-          <w:right w:val="single" w:sz="4" w:space="0" w:color="555555"/>
-          <w:insideH w:val="single" w:sz="4" w:space="0" w:color="555555"/>
-          <w:insideV w:val="single" w:sz="4" w:space="0" w:color="555555"/>
+          <w:top w:val="none" w:sz="0" w:space="0" w:color="auto"/>
+          <w:left w:val="none" w:sz="0" w:space="0" w:color="auto"/>
+          <w:bottom w:val="none" w:sz="0" w:space="0" w:color="auto"/>
+          <w:right w:val="none" w:sz="0" w:space="0" w:color="auto"/>
+          <w:insideH w:val="none" w:sz="0" w:space="0" w:color="auto"/>
+          <w:insideV w:val="none" w:sz="0" w:space="0" w:color="auto"/>
         </w:tblBorders>
         <w:tblLook w:val="04A0" w:firstRow="1" w:lastRow="0" w:firstColumn="1" w:lastColumn="0" w:noHBand="0" w:noVBand="1"/>
       </w:tblPr>
       <w:tblGrid>
         <w:gridCol w:w="4536"/>
-        <w:gridCol w:w="4536"/>
+        <w:gridCol w:w="4980"/>
       </w:tblGrid>
       <w:tr>
         <w:trPr>
@@ -934,25 +1505,41 @@
             <w:vAlign w:val="center"/>
           </w:tcPr>
           <w:p>
+            <w:proofErr w:type="spellStart"/>
             <w:r>
               <w:rPr>
                 <w:sz w:val="20"/>
               </w:rPr>
-              <w:t>Сдал: {{SENDER_POSITION}}</w:t>
+              <w:t>Сдал</w:t>
+            </w:r>
+            <w:proofErr w:type="spellEnd"/>
+            <w:r>
+              <w:rPr>
+                <w:sz w:val="20"/>
+              </w:rPr>
+              <w:t>: {{SENDER_POSITION}}</w:t>
             </w:r>
           </w:p>
         </w:tc>
         <w:tc>
           <w:tcPr>
-            <w:tcW w:w="4536" w:type="dxa"/>
+            <w:tcW w:w="4980" w:type="dxa"/>
             <w:vAlign w:val="center"/>
           </w:tcPr>
           <w:p>
+            <w:proofErr w:type="spellStart"/>
             <w:r>
               <w:rPr>
                 <w:sz w:val="20"/>
               </w:rPr>
-              <w:t>Принял: {{RECEIVER_POSITION}}</w:t>
+              <w:t>Принял</w:t>
+            </w:r>
+            <w:proofErr w:type="spellEnd"/>
+            <w:r>
+              <w:rPr>
+                <w:sz w:val="20"/>
+              </w:rPr>
+              <w:t>: {{RECEIVER_POSITION}}</w:t>
             </w:r>
           </w:p>
         </w:tc>
@@ -977,7 +1564,7 @@
         </w:tc>
         <w:tc>
           <w:tcPr>
-            <w:tcW w:w="4536" w:type="dxa"/>
+            <w:tcW w:w="4980" w:type="dxa"/>
             <w:vAlign w:val="center"/>
           </w:tcPr>
           <w:p>
@@ -1010,7 +1597,7 @@
         </w:tc>
         <w:tc>
           <w:tcPr>
-            <w:tcW w:w="4536" w:type="dxa"/>
+            <w:tcW w:w="4980" w:type="dxa"/>
             <w:vAlign w:val="center"/>
           </w:tcPr>
           <w:p>

--- a/document_templates/Приходный ордер_шаблон.docx
+++ b/document_templates/Приходный ордер_шаблон.docx
@@ -204,6 +204,7 @@
             <w:r>
               <w:rPr>
                 <w:sz w:val="20"/>
+                <w:szCs w:val="24"/>
                 <w:lang w:val="ru-RU"/>
               </w:rPr>
               <w:t>{{</w:t>
@@ -211,12 +212,14 @@
             <w:r>
               <w:rPr>
                 <w:sz w:val="20"/>
+                <w:szCs w:val="24"/>
               </w:rPr>
               <w:t>OKPO</w:t>
             </w:r>
             <w:r>
               <w:rPr>
                 <w:sz w:val="20"/>
+                <w:szCs w:val="24"/>
                 <w:lang w:val="ru-RU"/>
               </w:rPr>
               <w:t>}}</w:t>

--- a/document_templates/Приходный ордер_шаблон.docx
+++ b/document_templates/Приходный ордер_шаблон.docx
@@ -82,14 +82,12 @@
             <w:vAlign w:val="center"/>
           </w:tcPr>
           <w:p>
-            <w:proofErr w:type="spellStart"/>
             <w:r>
               <w:rPr>
                 <w:sz w:val="20"/>
               </w:rPr>
               <w:t>Организация</w:t>
             </w:r>
-            <w:proofErr w:type="spellEnd"/>
           </w:p>
         </w:tc>
         <w:tc>
@@ -120,28 +118,12 @@
             <w:vAlign w:val="center"/>
           </w:tcPr>
           <w:p>
-            <w:proofErr w:type="spellStart"/>
             <w:r>
               <w:rPr>
                 <w:sz w:val="20"/>
               </w:rPr>
-              <w:t>Структурное</w:t>
+              <w:t>Структурное подразделение</w:t>
             </w:r>
-            <w:proofErr w:type="spellEnd"/>
-            <w:r>
-              <w:rPr>
-                <w:sz w:val="20"/>
-              </w:rPr>
-              <w:t xml:space="preserve"> </w:t>
-            </w:r>
-            <w:proofErr w:type="spellStart"/>
-            <w:r>
-              <w:rPr>
-                <w:sz w:val="20"/>
-              </w:rPr>
-              <w:t>подразделение</w:t>
-            </w:r>
-            <w:proofErr w:type="spellEnd"/>
           </w:p>
         </w:tc>
         <w:tc>
@@ -172,14 +154,12 @@
             <w:vAlign w:val="center"/>
           </w:tcPr>
           <w:p>
-            <w:proofErr w:type="spellStart"/>
             <w:r>
               <w:rPr>
                 <w:sz w:val="20"/>
               </w:rPr>
               <w:t>Коды</w:t>
             </w:r>
-            <w:proofErr w:type="spellEnd"/>
           </w:p>
         </w:tc>
         <w:tc>
@@ -189,40 +169,25 @@
             <w:vAlign w:val="center"/>
           </w:tcPr>
           <w:p>
-            <w:pPr>
-              <w:rPr>
-                <w:lang w:val="ru-RU"/>
-              </w:rPr>
-            </w:pPr>
             <w:r>
               <w:rPr>
                 <w:sz w:val="20"/>
                 <w:lang w:val="ru-RU"/>
               </w:rPr>
-              <w:t xml:space="preserve">Форма по ОКУД 0315003; ОКПО </w:t>
+              <w:t>Форма по ОКУД 0315003; ОКПО</w:t>
             </w:r>
             <w:r>
               <w:rPr>
                 <w:sz w:val="20"/>
-                <w:szCs w:val="24"/>
                 <w:lang w:val="ru-RU"/>
               </w:rPr>
-              <w:t>{{</w:t>
+              <w:t xml:space="preserve"> </w:t>
             </w:r>
             <w:r>
               <w:rPr>
                 <w:sz w:val="20"/>
-                <w:szCs w:val="24"/>
               </w:rPr>
-              <w:t>OKPO</w:t>
-            </w:r>
-            <w:r>
-              <w:rPr>
-                <w:sz w:val="20"/>
-                <w:szCs w:val="24"/>
-                <w:lang w:val="ru-RU"/>
-              </w:rPr>
-              <w:t>}}</w:t>
+              <w:t>{{OKPO}}</w:t>
             </w:r>
           </w:p>
         </w:tc>
@@ -245,34 +210,14 @@
                 <w:szCs w:val="28"/>
               </w:rPr>
             </w:pPr>
-            <w:proofErr w:type="spellStart"/>
             <w:r>
               <w:rPr>
                 <w:b/>
                 <w:sz w:val="20"/>
                 <w:szCs w:val="28"/>
               </w:rPr>
-              <w:t>Дата</w:t>
+              <w:t>Дата составления</w:t>
             </w:r>
-            <w:proofErr w:type="spellEnd"/>
-            <w:r>
-              <w:rPr>
-                <w:b/>
-                <w:sz w:val="20"/>
-                <w:szCs w:val="28"/>
-              </w:rPr>
-              <w:t xml:space="preserve"> </w:t>
-            </w:r>
-            <w:proofErr w:type="spellStart"/>
-            <w:r>
-              <w:rPr>
-                <w:b/>
-                <w:sz w:val="20"/>
-                <w:szCs w:val="28"/>
-              </w:rPr>
-              <w:t>составления</w:t>
-            </w:r>
-            <w:proofErr w:type="spellEnd"/>
           </w:p>
         </w:tc>
         <w:tc>
@@ -289,7 +234,6 @@
                 <w:szCs w:val="28"/>
               </w:rPr>
             </w:pPr>
-            <w:proofErr w:type="spellStart"/>
             <w:r>
               <w:rPr>
                 <w:b/>
@@ -298,7 +242,6 @@
               </w:rPr>
               <w:t>Склад</w:t>
             </w:r>
-            <w:proofErr w:type="spellEnd"/>
           </w:p>
         </w:tc>
         <w:tc>
@@ -315,7 +258,6 @@
                 <w:szCs w:val="28"/>
               </w:rPr>
             </w:pPr>
-            <w:proofErr w:type="spellStart"/>
             <w:r>
               <w:rPr>
                 <w:b/>
@@ -324,7 +266,6 @@
               </w:rPr>
               <w:t>Поставщик</w:t>
             </w:r>
-            <w:proofErr w:type="spellEnd"/>
           </w:p>
         </w:tc>
         <w:tc>
@@ -341,7 +282,6 @@
                 <w:szCs w:val="28"/>
               </w:rPr>
             </w:pPr>
-            <w:proofErr w:type="spellStart"/>
             <w:r>
               <w:rPr>
                 <w:b/>
@@ -350,7 +290,6 @@
               </w:rPr>
               <w:t>Счет</w:t>
             </w:r>
-            <w:proofErr w:type="spellEnd"/>
           </w:p>
         </w:tc>
         <w:tc>
@@ -367,34 +306,14 @@
                 <w:szCs w:val="28"/>
               </w:rPr>
             </w:pPr>
-            <w:proofErr w:type="spellStart"/>
             <w:r>
               <w:rPr>
                 <w:b/>
                 <w:sz w:val="20"/>
                 <w:szCs w:val="28"/>
               </w:rPr>
-              <w:t>Сопроводительный</w:t>
+              <w:t>Сопроводительный документ</w:t>
             </w:r>
-            <w:proofErr w:type="spellEnd"/>
-            <w:r>
-              <w:rPr>
-                <w:b/>
-                <w:sz w:val="20"/>
-                <w:szCs w:val="28"/>
-              </w:rPr>
-              <w:t xml:space="preserve"> </w:t>
-            </w:r>
-            <w:proofErr w:type="spellStart"/>
-            <w:r>
-              <w:rPr>
-                <w:b/>
-                <w:sz w:val="20"/>
-                <w:szCs w:val="28"/>
-              </w:rPr>
-              <w:t>документ</w:t>
-            </w:r>
-            <w:proofErr w:type="spellEnd"/>
           </w:p>
         </w:tc>
         <w:tc>
@@ -411,34 +330,14 @@
                 <w:szCs w:val="28"/>
               </w:rPr>
             </w:pPr>
-            <w:proofErr w:type="spellStart"/>
             <w:r>
               <w:rPr>
                 <w:b/>
                 <w:sz w:val="20"/>
                 <w:szCs w:val="28"/>
               </w:rPr>
-              <w:t>Платежный</w:t>
+              <w:t>Платежный документ</w:t>
             </w:r>
-            <w:proofErr w:type="spellEnd"/>
-            <w:r>
-              <w:rPr>
-                <w:b/>
-                <w:sz w:val="20"/>
-                <w:szCs w:val="28"/>
-              </w:rPr>
-              <w:t xml:space="preserve"> </w:t>
-            </w:r>
-            <w:proofErr w:type="spellStart"/>
-            <w:r>
-              <w:rPr>
-                <w:b/>
-                <w:sz w:val="20"/>
-                <w:szCs w:val="28"/>
-              </w:rPr>
-              <w:t>документ</w:t>
-            </w:r>
-            <w:proofErr w:type="spellEnd"/>
           </w:p>
         </w:tc>
       </w:tr>
@@ -547,23 +446,7 @@
                 <w:sz w:val="20"/>
                 <w:szCs w:val="28"/>
               </w:rPr>
-              <w:t xml:space="preserve">{{SUPPLIER_DOCUMENT_NUMBER}} </w:t>
-            </w:r>
-            <w:proofErr w:type="spellStart"/>
-            <w:r>
-              <w:rPr>
-                <w:sz w:val="20"/>
-                <w:szCs w:val="28"/>
-              </w:rPr>
-              <w:t>от</w:t>
-            </w:r>
-            <w:proofErr w:type="spellEnd"/>
-            <w:r>
-              <w:rPr>
-                <w:sz w:val="20"/>
-                <w:szCs w:val="28"/>
-              </w:rPr>
-              <w:t xml:space="preserve"> {{SUPPLIER_DOCUMENT_DATE}}</w:t>
+              <w:t>{{SUPPLIER_DOCUMENT_NUMBER}} от {{SUPPLIER_DOCUMENT_DATE}}</w:t>
             </w:r>
           </w:p>
         </w:tc>
@@ -591,31 +474,13 @@
       </w:tr>
     </w:tbl>
     <w:p>
-      <w:proofErr w:type="spellStart"/>
       <w:r>
         <w:rPr>
           <w:b/>
           <w:sz w:val="24"/>
         </w:rPr>
-        <w:t>Материальные</w:t>
+        <w:t>Материальные ценности</w:t>
       </w:r>
-      <w:proofErr w:type="spellEnd"/>
-      <w:r>
-        <w:rPr>
-          <w:b/>
-          <w:sz w:val="24"/>
-        </w:rPr>
-        <w:t xml:space="preserve"> </w:t>
-      </w:r>
-      <w:proofErr w:type="spellStart"/>
-      <w:r>
-        <w:rPr>
-          <w:b/>
-          <w:sz w:val="24"/>
-        </w:rPr>
-        <w:t>ценности</w:t>
-      </w:r>
-      <w:proofErr w:type="spellEnd"/>
     </w:p>
     <w:tbl>
       <w:tblPr>
@@ -662,70 +527,14 @@
                 <w:szCs w:val="32"/>
               </w:rPr>
             </w:pPr>
-            <w:proofErr w:type="spellStart"/>
             <w:r>
               <w:rPr>
                 <w:b/>
                 <w:sz w:val="20"/>
                 <w:szCs w:val="32"/>
               </w:rPr>
-              <w:t>Наименование</w:t>
+              <w:t>Наименование, сорт, размер, марка</w:t>
             </w:r>
-            <w:proofErr w:type="spellEnd"/>
-            <w:r>
-              <w:rPr>
-                <w:b/>
-                <w:sz w:val="20"/>
-                <w:szCs w:val="32"/>
-              </w:rPr>
-              <w:t xml:space="preserve">, </w:t>
-            </w:r>
-            <w:proofErr w:type="spellStart"/>
-            <w:r>
-              <w:rPr>
-                <w:b/>
-                <w:sz w:val="20"/>
-                <w:szCs w:val="32"/>
-              </w:rPr>
-              <w:t>сорт</w:t>
-            </w:r>
-            <w:proofErr w:type="spellEnd"/>
-            <w:r>
-              <w:rPr>
-                <w:b/>
-                <w:sz w:val="20"/>
-                <w:szCs w:val="32"/>
-              </w:rPr>
-              <w:t xml:space="preserve">, </w:t>
-            </w:r>
-            <w:proofErr w:type="spellStart"/>
-            <w:r>
-              <w:rPr>
-                <w:b/>
-                <w:sz w:val="20"/>
-                <w:szCs w:val="32"/>
-              </w:rPr>
-              <w:t>размер</w:t>
-            </w:r>
-            <w:proofErr w:type="spellEnd"/>
-            <w:r>
-              <w:rPr>
-                <w:b/>
-                <w:sz w:val="20"/>
-                <w:szCs w:val="32"/>
-              </w:rPr>
-              <w:t xml:space="preserve">, </w:t>
-            </w:r>
-            <w:proofErr w:type="spellStart"/>
-            <w:r>
-              <w:rPr>
-                <w:b/>
-                <w:sz w:val="20"/>
-                <w:szCs w:val="32"/>
-              </w:rPr>
-              <w:t>марка</w:t>
-            </w:r>
-            <w:proofErr w:type="spellEnd"/>
           </w:p>
         </w:tc>
         <w:tc>
@@ -742,34 +551,14 @@
                 <w:szCs w:val="32"/>
               </w:rPr>
             </w:pPr>
-            <w:proofErr w:type="spellStart"/>
             <w:r>
               <w:rPr>
                 <w:b/>
                 <w:sz w:val="20"/>
                 <w:szCs w:val="32"/>
               </w:rPr>
-              <w:t>Номенклатурный</w:t>
+              <w:t>Номенклатурный номер</w:t>
             </w:r>
-            <w:proofErr w:type="spellEnd"/>
-            <w:r>
-              <w:rPr>
-                <w:b/>
-                <w:sz w:val="20"/>
-                <w:szCs w:val="32"/>
-              </w:rPr>
-              <w:t xml:space="preserve"> </w:t>
-            </w:r>
-            <w:proofErr w:type="spellStart"/>
-            <w:r>
-              <w:rPr>
-                <w:b/>
-                <w:sz w:val="20"/>
-                <w:szCs w:val="32"/>
-              </w:rPr>
-              <w:t>номер</w:t>
-            </w:r>
-            <w:proofErr w:type="spellEnd"/>
           </w:p>
         </w:tc>
         <w:tc>
@@ -786,41 +575,13 @@
                 <w:szCs w:val="32"/>
               </w:rPr>
             </w:pPr>
-            <w:proofErr w:type="spellStart"/>
             <w:r>
               <w:rPr>
                 <w:b/>
                 <w:sz w:val="20"/>
                 <w:szCs w:val="32"/>
               </w:rPr>
-              <w:t>Ед</w:t>
-            </w:r>
-            <w:proofErr w:type="spellEnd"/>
-            <w:r>
-              <w:rPr>
-                <w:b/>
-                <w:sz w:val="20"/>
-                <w:szCs w:val="32"/>
-              </w:rPr>
-              <w:t xml:space="preserve">. </w:t>
-            </w:r>
-            <w:proofErr w:type="spellStart"/>
-            <w:r>
-              <w:rPr>
-                <w:b/>
-                <w:sz w:val="20"/>
-                <w:szCs w:val="32"/>
-              </w:rPr>
-              <w:t>изм</w:t>
-            </w:r>
-            <w:proofErr w:type="spellEnd"/>
-            <w:r>
-              <w:rPr>
-                <w:b/>
-                <w:sz w:val="20"/>
-                <w:szCs w:val="32"/>
-              </w:rPr>
-              <w:t>.</w:t>
+              <w:t>Ед. изм.</w:t>
             </w:r>
           </w:p>
         </w:tc>
@@ -838,52 +599,14 @@
                 <w:szCs w:val="32"/>
               </w:rPr>
             </w:pPr>
-            <w:proofErr w:type="spellStart"/>
             <w:r>
               <w:rPr>
                 <w:b/>
                 <w:sz w:val="20"/>
                 <w:szCs w:val="32"/>
               </w:rPr>
-              <w:t>Кол-во</w:t>
+              <w:t>Кол-во по документу</w:t>
             </w:r>
-            <w:proofErr w:type="spellEnd"/>
-            <w:r>
-              <w:rPr>
-                <w:b/>
-                <w:sz w:val="20"/>
-                <w:szCs w:val="32"/>
-              </w:rPr>
-              <w:t xml:space="preserve"> </w:t>
-            </w:r>
-            <w:proofErr w:type="spellStart"/>
-            <w:r>
-              <w:rPr>
-                <w:b/>
-                <w:sz w:val="20"/>
-                <w:szCs w:val="32"/>
-              </w:rPr>
-              <w:t>по</w:t>
-            </w:r>
-            <w:proofErr w:type="spellEnd"/>
-            <w:r>
-              <w:rPr>
-                <w:b/>
-                <w:sz w:val="20"/>
-                <w:szCs w:val="32"/>
-              </w:rPr>
-              <w:t xml:space="preserve"> </w:t>
-            </w:r>
-            <w:proofErr w:type="spellStart"/>
-            <w:r>
-              <w:rPr>
-                <w:b/>
-                <w:sz w:val="20"/>
-                <w:szCs w:val="32"/>
-              </w:rPr>
-              <w:t>документу</w:t>
-            </w:r>
-            <w:proofErr w:type="spellEnd"/>
           </w:p>
         </w:tc>
         <w:tc>
@@ -900,7 +623,6 @@
                 <w:szCs w:val="32"/>
               </w:rPr>
             </w:pPr>
-            <w:proofErr w:type="spellStart"/>
             <w:r>
               <w:rPr>
                 <w:b/>
@@ -909,7 +631,6 @@
               </w:rPr>
               <w:t>Принято</w:t>
             </w:r>
-            <w:proofErr w:type="spellEnd"/>
           </w:p>
         </w:tc>
         <w:tc>
@@ -926,7 +647,6 @@
                 <w:szCs w:val="32"/>
               </w:rPr>
             </w:pPr>
-            <w:proofErr w:type="spellStart"/>
             <w:r>
               <w:rPr>
                 <w:b/>
@@ -935,7 +655,6 @@
               </w:rPr>
               <w:t>Цена</w:t>
             </w:r>
-            <w:proofErr w:type="spellEnd"/>
           </w:p>
         </w:tc>
         <w:tc>
@@ -952,41 +671,13 @@
                 <w:szCs w:val="32"/>
               </w:rPr>
             </w:pPr>
-            <w:proofErr w:type="spellStart"/>
             <w:r>
               <w:rPr>
                 <w:b/>
                 <w:sz w:val="20"/>
                 <w:szCs w:val="32"/>
               </w:rPr>
-              <w:t>Сумма</w:t>
-            </w:r>
-            <w:proofErr w:type="spellEnd"/>
-            <w:r>
-              <w:rPr>
-                <w:b/>
-                <w:sz w:val="20"/>
-                <w:szCs w:val="32"/>
-              </w:rPr>
-              <w:t xml:space="preserve"> </w:t>
-            </w:r>
-            <w:proofErr w:type="spellStart"/>
-            <w:r>
-              <w:rPr>
-                <w:b/>
-                <w:sz w:val="20"/>
-                <w:szCs w:val="32"/>
-              </w:rPr>
-              <w:t>без</w:t>
-            </w:r>
-            <w:proofErr w:type="spellEnd"/>
-            <w:r>
-              <w:rPr>
-                <w:b/>
-                <w:sz w:val="20"/>
-                <w:szCs w:val="32"/>
-              </w:rPr>
-              <w:t xml:space="preserve"> НДС</w:t>
+              <w:t>Сумма без НДС</w:t>
             </w:r>
           </w:p>
         </w:tc>
@@ -1028,23 +719,13 @@
                 <w:szCs w:val="32"/>
               </w:rPr>
             </w:pPr>
-            <w:proofErr w:type="spellStart"/>
             <w:r>
               <w:rPr>
                 <w:b/>
                 <w:sz w:val="20"/>
                 <w:szCs w:val="32"/>
               </w:rPr>
-              <w:t>Всего</w:t>
-            </w:r>
-            <w:proofErr w:type="spellEnd"/>
-            <w:r>
-              <w:rPr>
-                <w:b/>
-                <w:sz w:val="20"/>
-                <w:szCs w:val="32"/>
-              </w:rPr>
-              <w:t xml:space="preserve"> с НДС</w:t>
+              <w:t>Всего с НДС</w:t>
             </w:r>
           </w:p>
         </w:tc>
@@ -1508,19 +1189,11 @@
             <w:vAlign w:val="center"/>
           </w:tcPr>
           <w:p>
-            <w:proofErr w:type="spellStart"/>
             <w:r>
               <w:rPr>
                 <w:sz w:val="20"/>
               </w:rPr>
-              <w:t>Сдал</w:t>
-            </w:r>
-            <w:proofErr w:type="spellEnd"/>
-            <w:r>
-              <w:rPr>
-                <w:sz w:val="20"/>
-              </w:rPr>
-              <w:t>: {{SENDER_POSITION}}</w:t>
+              <w:t>Сдал: {{SENDER_POSITION}}</w:t>
             </w:r>
           </w:p>
         </w:tc>
@@ -1530,19 +1203,11 @@
             <w:vAlign w:val="center"/>
           </w:tcPr>
           <w:p>
-            <w:proofErr w:type="spellStart"/>
             <w:r>
               <w:rPr>
                 <w:sz w:val="20"/>
               </w:rPr>
-              <w:t>Принял</w:t>
-            </w:r>
-            <w:proofErr w:type="spellEnd"/>
-            <w:r>
-              <w:rPr>
-                <w:sz w:val="20"/>
-              </w:rPr>
-              <w:t>: {{RECEIVER_POSITION}}</w:t>
+              <w:t>Принял: {{RECEIVER_POSITION}}</w:t>
             </w:r>
           </w:p>
         </w:tc>

--- a/document_templates/Приходный ордер_шаблон.docx
+++ b/document_templates/Приходный ордер_шаблон.docx
@@ -20,12 +20,6 @@
         <w:gridCol w:w="4936"/>
       </w:tblGrid>
       <w:tr>
-        <w:tblPrEx>
-          <w:tblCellMar>
-            <w:top w:w="0" w:type="dxa"/>
-            <w:bottom w:w="0" w:type="dxa"/>
-          </w:tblCellMar>
-        </w:tblPrEx>
         <w:trPr>
           <w:trHeight w:val="359"/>
         </w:trPr>
@@ -101,12 +95,6 @@
         <w:gridCol w:w="2127"/>
       </w:tblGrid>
       <w:tr>
-        <w:tblPrEx>
-          <w:tblCellMar>
-            <w:top w:w="0" w:type="dxa"/>
-            <w:bottom w:w="0" w:type="dxa"/>
-          </w:tblCellMar>
-        </w:tblPrEx>
         <w:tc>
           <w:tcPr>
             <w:tcW w:w="10206" w:type="dxa"/>
@@ -126,9 +114,8 @@
                 <w:sz w:val="28"/>
                 <w:szCs w:val="28"/>
               </w:rPr>
-              <w:t xml:space="preserve">ПРИХОДНЫЙ ОРДЕР </w:t>
-            </w:r>
-            <w:proofErr w:type="gramStart"/>
+              <w:t xml:space="preserve">ПРИХОДНЫЙ ОРДЕР №  </w:t>
+            </w:r>
             <w:r>
               <w:rPr>
                 <w:b/>
@@ -136,17 +123,7 @@
                 <w:sz w:val="28"/>
                 <w:szCs w:val="28"/>
               </w:rPr>
-              <w:t>№  {</w:t>
-            </w:r>
-            <w:proofErr w:type="gramEnd"/>
-            <w:r>
-              <w:rPr>
-                <w:b/>
-                <w:bCs/>
-                <w:sz w:val="28"/>
-                <w:szCs w:val="28"/>
-              </w:rPr>
-              <w:t>{RECEIPT_ORDER_NUMBER}}</w:t>
+              <w:t>{{RECEIPT_ORDER_NUMBER}}</w:t>
             </w:r>
           </w:p>
         </w:tc>
@@ -199,12 +176,6 @@
         </w:tc>
       </w:tr>
       <w:tr>
-        <w:tblPrEx>
-          <w:tblCellMar>
-            <w:top w:w="0" w:type="dxa"/>
-            <w:bottom w:w="0" w:type="dxa"/>
-          </w:tblCellMar>
-        </w:tblPrEx>
         <w:tc>
           <w:tcPr>
             <w:tcW w:w="10206" w:type="dxa"/>
@@ -239,21 +210,7 @@
                 <w:sz w:val="16"/>
                 <w:szCs w:val="16"/>
               </w:rPr>
-              <w:t xml:space="preserve">                    </w:t>
-            </w:r>
-            <w:r>
-              <w:rPr>
-                <w:sz w:val="16"/>
-                <w:szCs w:val="16"/>
-              </w:rPr>
-              <w:t>Форма по ОКУД</w:t>
-            </w:r>
-            <w:r>
-              <w:rPr>
-                <w:sz w:val="16"/>
-                <w:szCs w:val="16"/>
-              </w:rPr>
-              <w:t xml:space="preserve"> </w:t>
+              <w:t xml:space="preserve">                    Форма по ОКУД </w:t>
             </w:r>
           </w:p>
         </w:tc>
@@ -283,12 +240,6 @@
         </w:tc>
       </w:tr>
       <w:tr>
-        <w:tblPrEx>
-          <w:tblCellMar>
-            <w:top w:w="0" w:type="dxa"/>
-            <w:bottom w:w="0" w:type="dxa"/>
-          </w:tblCellMar>
-        </w:tblPrEx>
         <w:tc>
           <w:tcPr>
             <w:tcW w:w="10206" w:type="dxa"/>
@@ -299,15 +250,7 @@
           </w:tcPr>
           <w:p>
             <w:r>
-              <w:t xml:space="preserve">Структурное </w:t>
-            </w:r>
-            <w:proofErr w:type="gramStart"/>
-            <w:r>
-              <w:t>подразделение  {</w:t>
-            </w:r>
-            <w:proofErr w:type="gramEnd"/>
-            <w:r>
-              <w:t>{STRUCTURAL_UNIT}}</w:t>
+              <w:t>Структурное подразделение  {{STRUCTURAL_UNIT}}</w:t>
             </w:r>
           </w:p>
         </w:tc>
@@ -330,14 +273,7 @@
                 <w:sz w:val="16"/>
                 <w:szCs w:val="16"/>
               </w:rPr>
-              <w:t xml:space="preserve">                                 </w:t>
-            </w:r>
-            <w:r>
-              <w:rPr>
-                <w:sz w:val="16"/>
-                <w:szCs w:val="16"/>
-              </w:rPr>
-              <w:t>по ОКПО</w:t>
+              <w:t xml:space="preserve">                                 по ОКПО</w:t>
             </w:r>
           </w:p>
         </w:tc>
@@ -398,12 +334,6 @@
         <w:gridCol w:w="2754"/>
       </w:tblGrid>
       <w:tr>
-        <w:tblPrEx>
-          <w:tblCellMar>
-            <w:top w:w="0" w:type="dxa"/>
-            <w:bottom w:w="0" w:type="dxa"/>
-          </w:tblCellMar>
-        </w:tblPrEx>
         <w:tc>
           <w:tcPr>
             <w:tcW w:w="1736" w:type="dxa"/>
@@ -644,12 +574,6 @@
         </w:tc>
       </w:tr>
       <w:tr>
-        <w:tblPrEx>
-          <w:tblCellMar>
-            <w:top w:w="0" w:type="dxa"/>
-            <w:bottom w:w="0" w:type="dxa"/>
-          </w:tblCellMar>
-        </w:tblPrEx>
         <w:tc>
           <w:tcPr>
             <w:tcW w:w="0" w:type="auto"/>
@@ -902,12 +826,6 @@
         </w:tc>
       </w:tr>
       <w:tr>
-        <w:tblPrEx>
-          <w:tblCellMar>
-            <w:top w:w="0" w:type="dxa"/>
-            <w:bottom w:w="0" w:type="dxa"/>
-          </w:tblCellMar>
-        </w:tblPrEx>
         <w:tc>
           <w:tcPr>
             <w:tcW w:w="1736" w:type="dxa"/>
@@ -1201,12 +1119,6 @@
         <w:gridCol w:w="1417"/>
       </w:tblGrid>
       <w:tr>
-        <w:tblPrEx>
-          <w:tblCellMar>
-            <w:top w:w="0" w:type="dxa"/>
-            <w:bottom w:w="0" w:type="dxa"/>
-          </w:tblCellMar>
-        </w:tblPrEx>
         <w:tc>
           <w:tcPr>
             <w:tcW w:w="4000" w:type="dxa"/>
@@ -1515,12 +1427,6 @@
         </w:tc>
       </w:tr>
       <w:tr>
-        <w:tblPrEx>
-          <w:tblCellMar>
-            <w:top w:w="0" w:type="dxa"/>
-            <w:bottom w:w="0" w:type="dxa"/>
-          </w:tblCellMar>
-        </w:tblPrEx>
         <w:tc>
           <w:tcPr>
             <w:tcW w:w="2500" w:type="dxa"/>
@@ -1799,12 +1705,6 @@
         </w:tc>
       </w:tr>
       <w:tr>
-        <w:tblPrEx>
-          <w:tblCellMar>
-            <w:top w:w="0" w:type="dxa"/>
-            <w:bottom w:w="0" w:type="dxa"/>
-          </w:tblCellMar>
-        </w:tblPrEx>
         <w:tc>
           <w:tcPr>
             <w:tcW w:w="2500" w:type="dxa"/>
@@ -2179,12 +2079,6 @@
         </w:tc>
       </w:tr>
       <w:tr>
-        <w:tblPrEx>
-          <w:tblCellMar>
-            <w:top w:w="0" w:type="dxa"/>
-            <w:bottom w:w="0" w:type="dxa"/>
-          </w:tblCellMar>
-        </w:tblPrEx>
         <w:tc>
           <w:tcPr>
             <w:tcW w:w="2500" w:type="dxa"/>
@@ -2522,12 +2416,6 @@
         </w:tc>
       </w:tr>
       <w:tr>
-        <w:tblPrEx>
-          <w:tblCellMar>
-            <w:top w:w="0" w:type="dxa"/>
-            <w:bottom w:w="0" w:type="dxa"/>
-          </w:tblCellMar>
-        </w:tblPrEx>
         <w:tc>
           <w:tcPr>
             <w:tcW w:w="6100" w:type="dxa"/>
@@ -2750,23 +2638,17 @@
         <w:tblLook w:val="0000" w:firstRow="0" w:lastRow="0" w:firstColumn="0" w:lastColumn="0" w:noHBand="0" w:noVBand="0"/>
       </w:tblPr>
       <w:tblGrid>
-        <w:gridCol w:w="678"/>
-        <w:gridCol w:w="2302"/>
-        <w:gridCol w:w="1441"/>
-        <w:gridCol w:w="2499"/>
+        <w:gridCol w:w="679"/>
+        <w:gridCol w:w="2304"/>
+        <w:gridCol w:w="1442"/>
+        <w:gridCol w:w="2501"/>
         <w:gridCol w:w="166"/>
         <w:gridCol w:w="856"/>
-        <w:gridCol w:w="2510"/>
-        <w:gridCol w:w="1737"/>
-        <w:gridCol w:w="2631"/>
+        <w:gridCol w:w="2501"/>
+        <w:gridCol w:w="1738"/>
+        <w:gridCol w:w="2633"/>
       </w:tblGrid>
       <w:tr>
-        <w:tblPrEx>
-          <w:tblCellMar>
-            <w:top w:w="0" w:type="dxa"/>
-            <w:bottom w:w="0" w:type="dxa"/>
-          </w:tblCellMar>
-        </w:tblPrEx>
         <w:tc>
           <w:tcPr>
             <w:tcW w:w="1400" w:type="dxa"/>
@@ -2878,7 +2760,7 @@
           </w:tcPr>
           <w:p>
             <w:r>
-              <w:t>{{RECEIVED_POSITION}}</w:t>
+              <w:t>{{RECEIVER_POSITION}}</w:t>
             </w:r>
           </w:p>
         </w:tc>
@@ -2919,12 +2801,6 @@
         </w:tc>
       </w:tr>
       <w:tr>
-        <w:tblPrEx>
-          <w:tblCellMar>
-            <w:top w:w="0" w:type="dxa"/>
-            <w:bottom w:w="0" w:type="dxa"/>
-          </w:tblCellMar>
-        </w:tblPrEx>
         <w:tc>
           <w:tcPr>
             <w:tcW w:w="1400" w:type="dxa"/>

--- a/document_templates/Приходный ордер_шаблон.docx
+++ b/document_templates/Приходный ордер_шаблон.docx
@@ -114,8 +114,9 @@
                 <w:sz w:val="28"/>
                 <w:szCs w:val="28"/>
               </w:rPr>
-              <w:t xml:space="preserve">ПРИХОДНЫЙ ОРДЕР №  </w:t>
-            </w:r>
+              <w:t xml:space="preserve">ПРИХОДНЫЙ ОРДЕР </w:t>
+            </w:r>
+            <w:proofErr w:type="gramStart"/>
             <w:r>
               <w:rPr>
                 <w:b/>
@@ -123,7 +124,26 @@
                 <w:sz w:val="28"/>
                 <w:szCs w:val="28"/>
               </w:rPr>
-              <w:t>{{RECEIPT_ORDER_NUMBER}}</w:t>
+              <w:t xml:space="preserve">№  </w:t>
+            </w:r>
+            <w:r>
+              <w:rPr>
+                <w:b/>
+                <w:bCs/>
+                <w:sz w:val="28"/>
+                <w:szCs w:val="28"/>
+              </w:rPr>
+              <w:t>{</w:t>
+            </w:r>
+            <w:proofErr w:type="gramEnd"/>
+            <w:r>
+              <w:rPr>
+                <w:b/>
+                <w:bCs/>
+                <w:sz w:val="28"/>
+                <w:szCs w:val="28"/>
+              </w:rPr>
+              <w:t>{RECEIPT_ORDER_NUMBER}}</w:t>
             </w:r>
           </w:p>
         </w:tc>
@@ -250,7 +270,15 @@
           </w:tcPr>
           <w:p>
             <w:r>
-              <w:t>Структурное подразделение  {{STRUCTURAL_UNIT}}</w:t>
+              <w:t xml:space="preserve">Структурное </w:t>
+            </w:r>
+            <w:proofErr w:type="gramStart"/>
+            <w:r>
+              <w:t>подразделение  {</w:t>
+            </w:r>
+            <w:proofErr w:type="gramEnd"/>
+            <w:r>
+              <w:t>{STRUCTURAL_UNIT}}</w:t>
             </w:r>
           </w:p>
         </w:tc>
@@ -1048,12 +1076,59 @@
             <w:vAlign w:val="center"/>
           </w:tcPr>
           <w:p>
+            <w:pPr>
+              <w:rPr>
+                <w:lang w:val="en-US"/>
+              </w:rPr>
+            </w:pPr>
+            <w:proofErr w:type="spellStart"/>
             <w:r>
               <w:rPr>
                 <w:sz w:val="18"/>
                 <w:szCs w:val="18"/>
               </w:rPr>
-              <w:t>{{SUPPLIER_DOCUMENT_NUMBER}}</w:t>
+              <w:t>Тов</w:t>
+            </w:r>
+            <w:proofErr w:type="spellEnd"/>
+            <w:r>
+              <w:rPr>
+                <w:sz w:val="18"/>
+                <w:szCs w:val="18"/>
+                <w:lang w:val="en-US"/>
+              </w:rPr>
+              <w:t>.</w:t>
+            </w:r>
+            <w:proofErr w:type="spellStart"/>
+            <w:r>
+              <w:rPr>
+                <w:sz w:val="18"/>
+                <w:szCs w:val="18"/>
+              </w:rPr>
+              <w:t>накл</w:t>
+            </w:r>
+            <w:proofErr w:type="spellEnd"/>
+            <w:r>
+              <w:rPr>
+                <w:sz w:val="18"/>
+                <w:szCs w:val="18"/>
+                <w:lang w:val="en-US"/>
+              </w:rPr>
+              <w:t xml:space="preserve">. № {{SUPPLIER_DOCUMENT_NUMBER}} </w:t>
+            </w:r>
+            <w:r>
+              <w:rPr>
+                <w:sz w:val="18"/>
+                <w:szCs w:val="18"/>
+              </w:rPr>
+              <w:t>от</w:t>
+            </w:r>
+            <w:r>
+              <w:rPr>
+                <w:sz w:val="18"/>
+                <w:szCs w:val="18"/>
+                <w:lang w:val="en-US"/>
+              </w:rPr>
+              <w:t xml:space="preserve"> {{SUPPLIER_DOCUMENT_DATE}}</w:t>
             </w:r>
           </w:p>
         </w:tc>

--- a/document_templates/Приходный ордер_шаблон.docx
+++ b/document_templates/Приходный ордер_шаблон.docx
@@ -114,36 +114,14 @@
                 <w:sz w:val="28"/>
                 <w:szCs w:val="28"/>
               </w:rPr>
-              <w:t xml:space="preserve">ПРИХОДНЫЙ ОРДЕР </w:t>
-            </w:r>
-            <w:proofErr w:type="gramStart"/>
+              <w:t xml:space="preserve">ПРИХОДНЫЙ ОРДЕР №  </w:t>
+            </w:r>
             <w:r>
               <w:rPr>
                 <w:b/>
-                <w:bCs/>
                 <w:sz w:val="28"/>
-                <w:szCs w:val="28"/>
-              </w:rPr>
-              <w:t xml:space="preserve">№  </w:t>
-            </w:r>
-            <w:r>
-              <w:rPr>
-                <w:b/>
-                <w:bCs/>
-                <w:sz w:val="28"/>
-                <w:szCs w:val="28"/>
-              </w:rPr>
-              <w:t>{</w:t>
-            </w:r>
-            <w:proofErr w:type="gramEnd"/>
-            <w:r>
-              <w:rPr>
-                <w:b/>
-                <w:bCs/>
-                <w:sz w:val="28"/>
-                <w:szCs w:val="28"/>
-              </w:rPr>
-              <w:t>{RECEIPT_ORDER_NUMBER}}</w:t>
+              </w:rPr>
+              <w:t>{{RECEIPT_ORDER_NUMBER}}</w:t>
             </w:r>
           </w:p>
         </w:tc>
@@ -270,15 +248,10 @@
           </w:tcPr>
           <w:p>
             <w:r>
-              <w:t xml:space="preserve">Структурное </w:t>
-            </w:r>
-            <w:proofErr w:type="gramStart"/>
-            <w:r>
-              <w:t>подразделение  {</w:t>
-            </w:r>
-            <w:proofErr w:type="gramEnd"/>
-            <w:r>
-              <w:t>{STRUCTURAL_UNIT}}</w:t>
+              <w:t xml:space="preserve">Структурное подразделение  </w:t>
+            </w:r>
+            <w:r>
+              <w:t>{{STRUCTURAL_UNIT}}</w:t>
             </w:r>
           </w:p>
         </w:tc>
@@ -1081,7 +1054,6 @@
                 <w:lang w:val="en-US"/>
               </w:rPr>
             </w:pPr>
-            <w:proofErr w:type="spellStart"/>
             <w:r>
               <w:rPr>
                 <w:sz w:val="18"/>
@@ -1089,7 +1061,6 @@
               </w:rPr>
               <w:t>Тов</w:t>
             </w:r>
-            <w:proofErr w:type="spellEnd"/>
             <w:r>
               <w:rPr>
                 <w:sz w:val="18"/>
@@ -1098,7 +1069,6 @@
               </w:rPr>
               <w:t>.</w:t>
             </w:r>
-            <w:proofErr w:type="spellStart"/>
             <w:r>
               <w:rPr>
                 <w:sz w:val="18"/>
@@ -1106,7 +1076,6 @@
               </w:rPr>
               <w:t>накл</w:t>
             </w:r>
-            <w:proofErr w:type="spellEnd"/>
             <w:r>
               <w:rPr>
                 <w:sz w:val="18"/>

--- a/document_templates/Приходный ордер_шаблон.docx
+++ b/document_templates/Приходный ордер_шаблон.docx
@@ -184,7 +184,17 @@
             </w:tcBorders>
           </w:tcPr>
           <w:p>
-            <w:r>
+            <w:pPr>
+              <w:rPr>
+                <w:sz w:val="22"/>
+                <w:szCs w:val="22"/>
+              </w:rPr>
+            </w:pPr>
+            <w:r>
+              <w:rPr>
+                <w:sz w:val="22"/>
+                <w:szCs w:val="22"/>
+              </w:rPr>
               <w:t>Организация: {{ORGANIZATION_NAME}}</w:t>
             </w:r>
           </w:p>
@@ -202,13 +212,17 @@
           <w:p>
             <w:pPr>
               <w:jc w:val="center"/>
-            </w:pPr>
-            <w:r>
-              <w:rPr>
-                <w:sz w:val="16"/>
-                <w:szCs w:val="16"/>
-              </w:rPr>
-              <w:t xml:space="preserve">                    Форма по ОКУД </w:t>
+              <w:rPr>
+                <w:sz w:val="22"/>
+                <w:szCs w:val="22"/>
+              </w:rPr>
+            </w:pPr>
+            <w:r>
+              <w:rPr>
+                <w:sz w:val="18"/>
+                <w:szCs w:val="18"/>
+              </w:rPr>
+              <w:t xml:space="preserve">                  Форма по ОКУД </w:t>
             </w:r>
           </w:p>
         </w:tc>
@@ -226,12 +240,12 @@
           <w:p>
             <w:pPr>
               <w:jc w:val="center"/>
-            </w:pPr>
-            <w:r>
-              <w:rPr>
-                <w:sz w:val="18"/>
-                <w:szCs w:val="18"/>
-              </w:rPr>
+              <w:rPr>
+                <w:sz w:val="22"/>
+                <w:szCs w:val="22"/>
+              </w:rPr>
+            </w:pPr>
+            <w:r>
               <w:t>0315003</w:t>
             </w:r>
           </w:p>
@@ -247,10 +261,24 @@
             </w:tcBorders>
           </w:tcPr>
           <w:p>
-            <w:r>
+            <w:pPr>
+              <w:rPr>
+                <w:sz w:val="22"/>
+                <w:szCs w:val="22"/>
+              </w:rPr>
+            </w:pPr>
+            <w:r>
+              <w:rPr>
+                <w:sz w:val="22"/>
+                <w:szCs w:val="22"/>
+              </w:rPr>
               <w:t xml:space="preserve">Структурное подразделение  </w:t>
             </w:r>
             <w:r>
+              <w:rPr>
+                <w:sz w:val="22"/>
+                <w:szCs w:val="22"/>
+              </w:rPr>
               <w:t>{{STRUCTURAL_UNIT}}</w:t>
             </w:r>
           </w:p>
@@ -268,13 +296,17 @@
           <w:p>
             <w:pPr>
               <w:jc w:val="center"/>
-            </w:pPr>
-            <w:r>
-              <w:rPr>
-                <w:sz w:val="16"/>
-                <w:szCs w:val="16"/>
-              </w:rPr>
-              <w:t xml:space="preserve">                                 по ОКПО</w:t>
+              <w:rPr>
+                <w:sz w:val="22"/>
+                <w:szCs w:val="22"/>
+              </w:rPr>
+            </w:pPr>
+            <w:r>
+              <w:rPr>
+                <w:sz w:val="18"/>
+                <w:szCs w:val="18"/>
+              </w:rPr>
+              <w:t xml:space="preserve">                              по ОКПО</w:t>
             </w:r>
           </w:p>
         </w:tc>
@@ -292,19 +324,26 @@
           <w:p>
             <w:pPr>
               <w:jc w:val="center"/>
-            </w:pPr>
-            <w:r>
-              <w:rPr>
-                <w:sz w:val="18"/>
-                <w:szCs w:val="18"/>
-              </w:rPr>
+              <w:rPr>
+                <w:sz w:val="22"/>
+                <w:szCs w:val="22"/>
+              </w:rPr>
+            </w:pPr>
+            <w:r>
               <w:t>{{OKPO}}</w:t>
             </w:r>
           </w:p>
         </w:tc>
       </w:tr>
     </w:tbl>
-    <w:p/>
+    <w:p>
+      <w:pPr>
+        <w:rPr>
+          <w:sz w:val="22"/>
+          <w:szCs w:val="22"/>
+        </w:rPr>
+      </w:pPr>
+    </w:p>
     <w:tbl>
       <w:tblPr>
         <w:tblW w:w="14810" w:type="dxa"/>
@@ -323,16 +362,16 @@
         <w:tblLook w:val="0000" w:firstRow="0" w:lastRow="0" w:firstColumn="0" w:lastColumn="0" w:noHBand="0" w:noVBand="0"/>
       </w:tblPr>
       <w:tblGrid>
-        <w:gridCol w:w="1736"/>
-        <w:gridCol w:w="1745"/>
-        <w:gridCol w:w="1362"/>
-        <w:gridCol w:w="1623"/>
-        <w:gridCol w:w="367"/>
-        <w:gridCol w:w="793"/>
-        <w:gridCol w:w="601"/>
-        <w:gridCol w:w="1107"/>
-        <w:gridCol w:w="2722"/>
-        <w:gridCol w:w="2754"/>
+        <w:gridCol w:w="1734"/>
+        <w:gridCol w:w="1741"/>
+        <w:gridCol w:w="1359"/>
+        <w:gridCol w:w="1620"/>
+        <w:gridCol w:w="368"/>
+        <w:gridCol w:w="799"/>
+        <w:gridCol w:w="606"/>
+        <w:gridCol w:w="1117"/>
+        <w:gridCol w:w="2717"/>
+        <w:gridCol w:w="2749"/>
       </w:tblGrid>
       <w:tr>
         <w:tc>
@@ -357,13 +396,17 @@
           <w:p>
             <w:pPr>
               <w:jc w:val="center"/>
+              <w:rPr>
+                <w:sz w:val="22"/>
+                <w:szCs w:val="22"/>
+              </w:rPr>
             </w:pPr>
             <w:r>
               <w:rPr>
                 <w:b/>
                 <w:bCs/>
-                <w:sz w:val="16"/>
-                <w:szCs w:val="16"/>
+                <w:sz w:val="18"/>
+                <w:szCs w:val="18"/>
               </w:rPr>
               <w:t>Дата составления</w:t>
             </w:r>
@@ -391,13 +434,17 @@
           <w:p>
             <w:pPr>
               <w:jc w:val="center"/>
+              <w:rPr>
+                <w:sz w:val="22"/>
+                <w:szCs w:val="22"/>
+              </w:rPr>
             </w:pPr>
             <w:r>
               <w:rPr>
                 <w:b/>
                 <w:bCs/>
-                <w:sz w:val="16"/>
-                <w:szCs w:val="16"/>
+                <w:sz w:val="18"/>
+                <w:szCs w:val="18"/>
               </w:rPr>
               <w:t>Код вида операции</w:t>
             </w:r>
@@ -425,13 +472,17 @@
           <w:p>
             <w:pPr>
               <w:jc w:val="center"/>
+              <w:rPr>
+                <w:sz w:val="22"/>
+                <w:szCs w:val="22"/>
+              </w:rPr>
             </w:pPr>
             <w:r>
               <w:rPr>
                 <w:b/>
                 <w:bCs/>
-                <w:sz w:val="16"/>
-                <w:szCs w:val="16"/>
+                <w:sz w:val="18"/>
+                <w:szCs w:val="18"/>
               </w:rPr>
               <w:t>Склад</w:t>
             </w:r>
@@ -459,13 +510,17 @@
           <w:p>
             <w:pPr>
               <w:jc w:val="center"/>
+              <w:rPr>
+                <w:sz w:val="22"/>
+                <w:szCs w:val="22"/>
+              </w:rPr>
             </w:pPr>
             <w:r>
               <w:rPr>
                 <w:b/>
                 <w:bCs/>
-                <w:sz w:val="16"/>
-                <w:szCs w:val="16"/>
+                <w:sz w:val="18"/>
+                <w:szCs w:val="18"/>
               </w:rPr>
               <w:t>Поставщик</w:t>
             </w:r>
@@ -493,13 +548,17 @@
           <w:p>
             <w:pPr>
               <w:jc w:val="center"/>
+              <w:rPr>
+                <w:sz w:val="22"/>
+                <w:szCs w:val="22"/>
+              </w:rPr>
             </w:pPr>
             <w:r>
               <w:rPr>
                 <w:b/>
                 <w:bCs/>
-                <w:sz w:val="16"/>
-                <w:szCs w:val="16"/>
+                <w:sz w:val="18"/>
+                <w:szCs w:val="18"/>
               </w:rPr>
               <w:t>Страховая компания</w:t>
             </w:r>
@@ -527,13 +586,17 @@
           <w:p>
             <w:pPr>
               <w:jc w:val="center"/>
+              <w:rPr>
+                <w:sz w:val="22"/>
+                <w:szCs w:val="22"/>
+              </w:rPr>
             </w:pPr>
             <w:r>
               <w:rPr>
                 <w:b/>
                 <w:bCs/>
-                <w:sz w:val="16"/>
-                <w:szCs w:val="16"/>
+                <w:sz w:val="18"/>
+                <w:szCs w:val="18"/>
               </w:rPr>
               <w:t>Корреспондирующий счёт</w:t>
             </w:r>
@@ -561,13 +624,17 @@
           <w:p>
             <w:pPr>
               <w:jc w:val="center"/>
+              <w:rPr>
+                <w:sz w:val="22"/>
+                <w:szCs w:val="22"/>
+              </w:rPr>
             </w:pPr>
             <w:r>
               <w:rPr>
                 <w:b/>
                 <w:bCs/>
-                <w:sz w:val="16"/>
-                <w:szCs w:val="16"/>
+                <w:sz w:val="18"/>
+                <w:szCs w:val="18"/>
               </w:rPr>
               <w:t>Номер документа</w:t>
             </w:r>
@@ -586,7 +653,14 @@
               <w:right w:val="single" w:sz="4" w:space="0" w:color="555555"/>
             </w:tcBorders>
           </w:tcPr>
-          <w:p/>
+          <w:p>
+            <w:pPr>
+              <w:rPr>
+                <w:sz w:val="22"/>
+                <w:szCs w:val="22"/>
+              </w:rPr>
+            </w:pPr>
+          </w:p>
         </w:tc>
         <w:tc>
           <w:tcPr>
@@ -599,7 +673,14 @@
               <w:right w:val="single" w:sz="4" w:space="0" w:color="555555"/>
             </w:tcBorders>
           </w:tcPr>
-          <w:p/>
+          <w:p>
+            <w:pPr>
+              <w:rPr>
+                <w:sz w:val="22"/>
+                <w:szCs w:val="22"/>
+              </w:rPr>
+            </w:pPr>
+          </w:p>
         </w:tc>
         <w:tc>
           <w:tcPr>
@@ -612,7 +693,14 @@
               <w:right w:val="single" w:sz="4" w:space="0" w:color="555555"/>
             </w:tcBorders>
           </w:tcPr>
-          <w:p/>
+          <w:p>
+            <w:pPr>
+              <w:rPr>
+                <w:sz w:val="22"/>
+                <w:szCs w:val="22"/>
+              </w:rPr>
+            </w:pPr>
+          </w:p>
         </w:tc>
         <w:tc>
           <w:tcPr>
@@ -635,13 +723,17 @@
           <w:p>
             <w:pPr>
               <w:jc w:val="center"/>
+              <w:rPr>
+                <w:sz w:val="22"/>
+                <w:szCs w:val="22"/>
+              </w:rPr>
             </w:pPr>
             <w:r>
               <w:rPr>
                 <w:b/>
                 <w:bCs/>
-                <w:sz w:val="16"/>
-                <w:szCs w:val="16"/>
+                <w:sz w:val="18"/>
+                <w:szCs w:val="18"/>
               </w:rPr>
               <w:t>наименование</w:t>
             </w:r>
@@ -668,13 +760,17 @@
           <w:p>
             <w:pPr>
               <w:jc w:val="center"/>
+              <w:rPr>
+                <w:sz w:val="22"/>
+                <w:szCs w:val="22"/>
+              </w:rPr>
             </w:pPr>
             <w:r>
               <w:rPr>
                 <w:b/>
                 <w:bCs/>
-                <w:sz w:val="16"/>
-                <w:szCs w:val="16"/>
+                <w:sz w:val="18"/>
+                <w:szCs w:val="18"/>
               </w:rPr>
               <w:t>код</w:t>
             </w:r>
@@ -691,7 +787,14 @@
               <w:right w:val="single" w:sz="4" w:space="0" w:color="555555"/>
             </w:tcBorders>
           </w:tcPr>
-          <w:p/>
+          <w:p>
+            <w:pPr>
+              <w:rPr>
+                <w:sz w:val="22"/>
+                <w:szCs w:val="22"/>
+              </w:rPr>
+            </w:pPr>
+          </w:p>
         </w:tc>
         <w:tc>
           <w:tcPr>
@@ -714,13 +817,17 @@
           <w:p>
             <w:pPr>
               <w:jc w:val="center"/>
+              <w:rPr>
+                <w:sz w:val="22"/>
+                <w:szCs w:val="22"/>
+              </w:rPr>
             </w:pPr>
             <w:r>
               <w:rPr>
                 <w:b/>
                 <w:bCs/>
-                <w:sz w:val="16"/>
-                <w:szCs w:val="16"/>
+                <w:sz w:val="18"/>
+                <w:szCs w:val="18"/>
               </w:rPr>
               <w:t>счёт, субсчёт</w:t>
             </w:r>
@@ -747,13 +854,17 @@
           <w:p>
             <w:pPr>
               <w:jc w:val="center"/>
+              <w:rPr>
+                <w:sz w:val="22"/>
+                <w:szCs w:val="22"/>
+              </w:rPr>
             </w:pPr>
             <w:r>
               <w:rPr>
                 <w:b/>
                 <w:bCs/>
-                <w:sz w:val="16"/>
-                <w:szCs w:val="16"/>
+                <w:sz w:val="18"/>
+                <w:szCs w:val="18"/>
               </w:rPr>
               <w:t>код аналитического учёта</w:t>
             </w:r>
@@ -780,13 +891,17 @@
           <w:p>
             <w:pPr>
               <w:jc w:val="center"/>
+              <w:rPr>
+                <w:sz w:val="22"/>
+                <w:szCs w:val="22"/>
+              </w:rPr>
             </w:pPr>
             <w:r>
               <w:rPr>
                 <w:b/>
                 <w:bCs/>
-                <w:sz w:val="16"/>
-                <w:szCs w:val="16"/>
+                <w:sz w:val="18"/>
+                <w:szCs w:val="18"/>
               </w:rPr>
               <w:t>сопроводительного</w:t>
             </w:r>
@@ -813,13 +928,17 @@
           <w:p>
             <w:pPr>
               <w:jc w:val="center"/>
+              <w:rPr>
+                <w:sz w:val="22"/>
+                <w:szCs w:val="22"/>
+              </w:rPr>
             </w:pPr>
             <w:r>
               <w:rPr>
                 <w:b/>
                 <w:bCs/>
-                <w:sz w:val="16"/>
-                <w:szCs w:val="16"/>
+                <w:sz w:val="18"/>
+                <w:szCs w:val="18"/>
               </w:rPr>
               <w:t>платёжного</w:t>
             </w:r>
@@ -847,12 +966,12 @@
           <w:p>
             <w:pPr>
               <w:jc w:val="center"/>
-            </w:pPr>
-            <w:r>
-              <w:rPr>
-                <w:sz w:val="18"/>
-                <w:szCs w:val="18"/>
-              </w:rPr>
+              <w:rPr>
+                <w:sz w:val="22"/>
+                <w:szCs w:val="22"/>
+              </w:rPr>
+            </w:pPr>
+            <w:r>
               <w:t>{{DOCUMENT_DATE}}</w:t>
             </w:r>
           </w:p>
@@ -877,12 +996,12 @@
           <w:p>
             <w:pPr>
               <w:jc w:val="center"/>
-            </w:pPr>
-            <w:r>
-              <w:rPr>
-                <w:sz w:val="18"/>
-                <w:szCs w:val="18"/>
-              </w:rPr>
+              <w:rPr>
+                <w:sz w:val="22"/>
+                <w:szCs w:val="22"/>
+              </w:rPr>
+            </w:pPr>
+            <w:r>
               <w:t>{{OPERATION_CODE}}</w:t>
             </w:r>
           </w:p>
@@ -907,12 +1026,12 @@
           <w:p>
             <w:pPr>
               <w:jc w:val="center"/>
-            </w:pPr>
-            <w:r>
-              <w:rPr>
-                <w:sz w:val="18"/>
-                <w:szCs w:val="18"/>
-              </w:rPr>
+              <w:rPr>
+                <w:sz w:val="22"/>
+                <w:szCs w:val="22"/>
+              </w:rPr>
+            </w:pPr>
+            <w:r>
               <w:t>{{WAREHOUSE}}</w:t>
             </w:r>
           </w:p>
@@ -935,11 +1054,13 @@
             <w:vAlign w:val="center"/>
           </w:tcPr>
           <w:p>
-            <w:r>
-              <w:rPr>
-                <w:sz w:val="18"/>
-                <w:szCs w:val="18"/>
-              </w:rPr>
+            <w:pPr>
+              <w:rPr>
+                <w:sz w:val="22"/>
+                <w:szCs w:val="22"/>
+              </w:rPr>
+            </w:pPr>
+            <w:r>
               <w:t>{{SUPPLIER_NAME}}</w:t>
             </w:r>
           </w:p>
@@ -961,7 +1082,14 @@
             </w:tcMar>
             <w:vAlign w:val="center"/>
           </w:tcPr>
-          <w:p/>
+          <w:p>
+            <w:pPr>
+              <w:rPr>
+                <w:sz w:val="22"/>
+                <w:szCs w:val="22"/>
+              </w:rPr>
+            </w:pPr>
+          </w:p>
         </w:tc>
         <w:tc>
           <w:tcPr>
@@ -980,7 +1108,14 @@
             </w:tcMar>
             <w:vAlign w:val="center"/>
           </w:tcPr>
-          <w:p/>
+          <w:p>
+            <w:pPr>
+              <w:rPr>
+                <w:sz w:val="22"/>
+                <w:szCs w:val="22"/>
+              </w:rPr>
+            </w:pPr>
+          </w:p>
         </w:tc>
         <w:tc>
           <w:tcPr>
@@ -1002,12 +1137,12 @@
           <w:p>
             <w:pPr>
               <w:jc w:val="center"/>
-            </w:pPr>
-            <w:r>
-              <w:rPr>
-                <w:sz w:val="18"/>
-                <w:szCs w:val="18"/>
-              </w:rPr>
+              <w:rPr>
+                <w:sz w:val="22"/>
+                <w:szCs w:val="22"/>
+              </w:rPr>
+            </w:pPr>
+            <w:r>
               <w:t>60,1</w:t>
             </w:r>
           </w:p>
@@ -1029,7 +1164,14 @@
             </w:tcMar>
             <w:vAlign w:val="center"/>
           </w:tcPr>
-          <w:p/>
+          <w:p>
+            <w:pPr>
+              <w:rPr>
+                <w:sz w:val="22"/>
+                <w:szCs w:val="22"/>
+              </w:rPr>
+            </w:pPr>
+          </w:p>
         </w:tc>
         <w:tc>
           <w:tcPr>
@@ -1051,50 +1193,34 @@
           <w:p>
             <w:pPr>
               <w:rPr>
+                <w:sz w:val="22"/>
+                <w:szCs w:val="22"/>
                 <w:lang w:val="en-US"/>
               </w:rPr>
             </w:pPr>
             <w:r>
-              <w:rPr>
-                <w:sz w:val="18"/>
-                <w:szCs w:val="18"/>
-              </w:rPr>
               <w:t>Тов</w:t>
             </w:r>
             <w:r>
               <w:rPr>
-                <w:sz w:val="18"/>
-                <w:szCs w:val="18"/>
                 <w:lang w:val="en-US"/>
               </w:rPr>
               <w:t>.</w:t>
             </w:r>
             <w:r>
-              <w:rPr>
-                <w:sz w:val="18"/>
-                <w:szCs w:val="18"/>
-              </w:rPr>
               <w:t>накл</w:t>
             </w:r>
             <w:r>
               <w:rPr>
-                <w:sz w:val="18"/>
-                <w:szCs w:val="18"/>
                 <w:lang w:val="en-US"/>
               </w:rPr>
               <w:t xml:space="preserve">. № {{SUPPLIER_DOCUMENT_NUMBER}} </w:t>
             </w:r>
             <w:r>
-              <w:rPr>
-                <w:sz w:val="18"/>
-                <w:szCs w:val="18"/>
-              </w:rPr>
               <w:t>от</w:t>
             </w:r>
             <w:r>
               <w:rPr>
-                <w:sz w:val="18"/>
-                <w:szCs w:val="18"/>
                 <w:lang w:val="en-US"/>
               </w:rPr>
               <w:t xml:space="preserve"> {{SUPPLIER_DOCUMENT_DATE}}</w:t>
@@ -1119,18 +1245,27 @@
             <w:vAlign w:val="center"/>
           </w:tcPr>
           <w:p>
-            <w:r>
-              <w:rPr>
-                <w:sz w:val="18"/>
-                <w:szCs w:val="18"/>
-              </w:rPr>
+            <w:pPr>
+              <w:rPr>
+                <w:sz w:val="22"/>
+                <w:szCs w:val="22"/>
+              </w:rPr>
+            </w:pPr>
+            <w:r>
               <w:t>{{PAYMENT_DOCUMENT_NUMBER}}</w:t>
             </w:r>
           </w:p>
         </w:tc>
       </w:tr>
     </w:tbl>
-    <w:p/>
+    <w:p>
+      <w:pPr>
+        <w:rPr>
+          <w:sz w:val="22"/>
+          <w:szCs w:val="22"/>
+        </w:rPr>
+      </w:pPr>
+    </w:p>
     <w:tbl>
       <w:tblPr>
         <w:tblW w:w="13500" w:type="dxa"/>
@@ -1150,17 +1285,17 @@
       </w:tblPr>
       <w:tblGrid>
         <w:gridCol w:w="1443"/>
-        <w:gridCol w:w="1416"/>
-        <w:gridCol w:w="332"/>
-        <w:gridCol w:w="863"/>
-        <w:gridCol w:w="1396"/>
-        <w:gridCol w:w="1796"/>
-        <w:gridCol w:w="740"/>
-        <w:gridCol w:w="1938"/>
-        <w:gridCol w:w="1240"/>
-        <w:gridCol w:w="1620"/>
-        <w:gridCol w:w="609"/>
-        <w:gridCol w:w="1417"/>
+        <w:gridCol w:w="1415"/>
+        <w:gridCol w:w="333"/>
+        <w:gridCol w:w="871"/>
+        <w:gridCol w:w="1395"/>
+        <w:gridCol w:w="1793"/>
+        <w:gridCol w:w="739"/>
+        <w:gridCol w:w="1935"/>
+        <w:gridCol w:w="1239"/>
+        <w:gridCol w:w="1618"/>
+        <w:gridCol w:w="614"/>
+        <w:gridCol w:w="1415"/>
       </w:tblGrid>
       <w:tr>
         <w:tc>
@@ -1185,13 +1320,17 @@
           <w:p>
             <w:pPr>
               <w:jc w:val="center"/>
+              <w:rPr>
+                <w:sz w:val="22"/>
+                <w:szCs w:val="22"/>
+              </w:rPr>
             </w:pPr>
             <w:r>
               <w:rPr>
                 <w:b/>
                 <w:bCs/>
-                <w:sz w:val="16"/>
-                <w:szCs w:val="16"/>
+                <w:sz w:val="18"/>
+                <w:szCs w:val="18"/>
               </w:rPr>
               <w:t>Материальные ценности</w:t>
             </w:r>
@@ -1219,13 +1358,17 @@
           <w:p>
             <w:pPr>
               <w:jc w:val="center"/>
+              <w:rPr>
+                <w:sz w:val="22"/>
+                <w:szCs w:val="22"/>
+              </w:rPr>
             </w:pPr>
             <w:r>
               <w:rPr>
                 <w:b/>
                 <w:bCs/>
-                <w:sz w:val="16"/>
-                <w:szCs w:val="16"/>
+                <w:sz w:val="18"/>
+                <w:szCs w:val="18"/>
               </w:rPr>
               <w:t>Единица измерения</w:t>
             </w:r>
@@ -1253,13 +1396,17 @@
           <w:p>
             <w:pPr>
               <w:jc w:val="center"/>
+              <w:rPr>
+                <w:sz w:val="22"/>
+                <w:szCs w:val="22"/>
+              </w:rPr>
             </w:pPr>
             <w:r>
               <w:rPr>
                 <w:b/>
                 <w:bCs/>
-                <w:sz w:val="16"/>
-                <w:szCs w:val="16"/>
+                <w:sz w:val="18"/>
+                <w:szCs w:val="18"/>
               </w:rPr>
               <w:t>Количество</w:t>
             </w:r>
@@ -1287,13 +1434,17 @@
           <w:p>
             <w:pPr>
               <w:jc w:val="center"/>
+              <w:rPr>
+                <w:sz w:val="22"/>
+                <w:szCs w:val="22"/>
+              </w:rPr>
             </w:pPr>
             <w:r>
               <w:rPr>
                 <w:b/>
                 <w:bCs/>
-                <w:sz w:val="16"/>
-                <w:szCs w:val="16"/>
+                <w:sz w:val="18"/>
+                <w:szCs w:val="18"/>
               </w:rPr>
               <w:t>Цена, руб. коп.</w:t>
             </w:r>
@@ -1321,13 +1472,17 @@
           <w:p>
             <w:pPr>
               <w:jc w:val="center"/>
+              <w:rPr>
+                <w:sz w:val="22"/>
+                <w:szCs w:val="22"/>
+              </w:rPr>
             </w:pPr>
             <w:r>
               <w:rPr>
                 <w:b/>
                 <w:bCs/>
-                <w:sz w:val="16"/>
-                <w:szCs w:val="16"/>
+                <w:sz w:val="18"/>
+                <w:szCs w:val="18"/>
               </w:rPr>
               <w:t>Сумма без учёта НДС, руб. коп.</w:t>
             </w:r>
@@ -1355,13 +1510,17 @@
           <w:p>
             <w:pPr>
               <w:jc w:val="center"/>
+              <w:rPr>
+                <w:sz w:val="22"/>
+                <w:szCs w:val="22"/>
+              </w:rPr>
             </w:pPr>
             <w:r>
               <w:rPr>
                 <w:b/>
                 <w:bCs/>
-                <w:sz w:val="16"/>
-                <w:szCs w:val="16"/>
+                <w:sz w:val="18"/>
+                <w:szCs w:val="18"/>
               </w:rPr>
               <w:t>Сумма НДС, руб. коп.</w:t>
             </w:r>
@@ -1389,13 +1548,17 @@
           <w:p>
             <w:pPr>
               <w:jc w:val="center"/>
+              <w:rPr>
+                <w:sz w:val="22"/>
+                <w:szCs w:val="22"/>
+              </w:rPr>
             </w:pPr>
             <w:r>
               <w:rPr>
                 <w:b/>
                 <w:bCs/>
-                <w:sz w:val="16"/>
-                <w:szCs w:val="16"/>
+                <w:sz w:val="18"/>
+                <w:szCs w:val="18"/>
               </w:rPr>
               <w:t>Всего с учётом НДС, руб. коп.</w:t>
             </w:r>
@@ -1423,13 +1586,17 @@
           <w:p>
             <w:pPr>
               <w:jc w:val="center"/>
+              <w:rPr>
+                <w:sz w:val="22"/>
+                <w:szCs w:val="22"/>
+              </w:rPr>
             </w:pPr>
             <w:r>
               <w:rPr>
                 <w:b/>
                 <w:bCs/>
-                <w:sz w:val="16"/>
-                <w:szCs w:val="16"/>
+                <w:sz w:val="18"/>
+                <w:szCs w:val="18"/>
               </w:rPr>
               <w:t>Номер паспорта</w:t>
             </w:r>
@@ -1457,13 +1624,17 @@
           <w:p>
             <w:pPr>
               <w:jc w:val="center"/>
+              <w:rPr>
+                <w:sz w:val="22"/>
+                <w:szCs w:val="22"/>
+              </w:rPr>
             </w:pPr>
             <w:r>
               <w:rPr>
                 <w:b/>
                 <w:bCs/>
-                <w:sz w:val="16"/>
-                <w:szCs w:val="16"/>
+                <w:sz w:val="18"/>
+                <w:szCs w:val="18"/>
               </w:rPr>
               <w:t>Порядковый номер по складской картотеке</w:t>
             </w:r>
@@ -1492,13 +1663,17 @@
           <w:p>
             <w:pPr>
               <w:jc w:val="center"/>
+              <w:rPr>
+                <w:sz w:val="22"/>
+                <w:szCs w:val="22"/>
+              </w:rPr>
             </w:pPr>
             <w:r>
               <w:rPr>
                 <w:b/>
                 <w:bCs/>
-                <w:sz w:val="16"/>
-                <w:szCs w:val="16"/>
+                <w:sz w:val="18"/>
+                <w:szCs w:val="18"/>
               </w:rPr>
               <w:t>наименование, сорт, размер, марка</w:t>
             </w:r>
@@ -1525,13 +1700,17 @@
           <w:p>
             <w:pPr>
               <w:jc w:val="center"/>
+              <w:rPr>
+                <w:sz w:val="22"/>
+                <w:szCs w:val="22"/>
+              </w:rPr>
             </w:pPr>
             <w:r>
               <w:rPr>
                 <w:b/>
                 <w:bCs/>
-                <w:sz w:val="16"/>
-                <w:szCs w:val="16"/>
+                <w:sz w:val="18"/>
+                <w:szCs w:val="18"/>
               </w:rPr>
               <w:t>номенклатурный номер</w:t>
             </w:r>
@@ -1558,13 +1737,17 @@
           <w:p>
             <w:pPr>
               <w:jc w:val="center"/>
+              <w:rPr>
+                <w:sz w:val="22"/>
+                <w:szCs w:val="22"/>
+              </w:rPr>
             </w:pPr>
             <w:r>
               <w:rPr>
                 <w:b/>
                 <w:bCs/>
-                <w:sz w:val="16"/>
-                <w:szCs w:val="16"/>
+                <w:sz w:val="18"/>
+                <w:szCs w:val="18"/>
               </w:rPr>
               <w:t>код</w:t>
             </w:r>
@@ -1591,13 +1774,17 @@
           <w:p>
             <w:pPr>
               <w:jc w:val="center"/>
+              <w:rPr>
+                <w:sz w:val="22"/>
+                <w:szCs w:val="22"/>
+              </w:rPr>
             </w:pPr>
             <w:r>
               <w:rPr>
                 <w:b/>
                 <w:bCs/>
-                <w:sz w:val="16"/>
-                <w:szCs w:val="16"/>
+                <w:sz w:val="18"/>
+                <w:szCs w:val="18"/>
               </w:rPr>
               <w:t>наименование</w:t>
             </w:r>
@@ -1624,13 +1811,17 @@
           <w:p>
             <w:pPr>
               <w:jc w:val="center"/>
+              <w:rPr>
+                <w:sz w:val="22"/>
+                <w:szCs w:val="22"/>
+              </w:rPr>
             </w:pPr>
             <w:r>
               <w:rPr>
                 <w:b/>
                 <w:bCs/>
-                <w:sz w:val="16"/>
-                <w:szCs w:val="16"/>
+                <w:sz w:val="18"/>
+                <w:szCs w:val="18"/>
               </w:rPr>
               <w:t>по документу</w:t>
             </w:r>
@@ -1657,13 +1848,17 @@
           <w:p>
             <w:pPr>
               <w:jc w:val="center"/>
+              <w:rPr>
+                <w:sz w:val="22"/>
+                <w:szCs w:val="22"/>
+              </w:rPr>
             </w:pPr>
             <w:r>
               <w:rPr>
                 <w:b/>
                 <w:bCs/>
-                <w:sz w:val="16"/>
-                <w:szCs w:val="16"/>
+                <w:sz w:val="18"/>
+                <w:szCs w:val="18"/>
               </w:rPr>
               <w:t>принято</w:t>
             </w:r>
@@ -1680,7 +1875,14 @@
               <w:right w:val="single" w:sz="4" w:space="0" w:color="555555"/>
             </w:tcBorders>
           </w:tcPr>
-          <w:p/>
+          <w:p>
+            <w:pPr>
+              <w:rPr>
+                <w:sz w:val="22"/>
+                <w:szCs w:val="22"/>
+              </w:rPr>
+            </w:pPr>
+          </w:p>
         </w:tc>
         <w:tc>
           <w:tcPr>
@@ -1693,7 +1895,14 @@
               <w:right w:val="single" w:sz="4" w:space="0" w:color="555555"/>
             </w:tcBorders>
           </w:tcPr>
-          <w:p/>
+          <w:p>
+            <w:pPr>
+              <w:rPr>
+                <w:sz w:val="22"/>
+                <w:szCs w:val="22"/>
+              </w:rPr>
+            </w:pPr>
+          </w:p>
         </w:tc>
         <w:tc>
           <w:tcPr>
@@ -1706,7 +1915,14 @@
               <w:right w:val="single" w:sz="4" w:space="0" w:color="555555"/>
             </w:tcBorders>
           </w:tcPr>
-          <w:p/>
+          <w:p>
+            <w:pPr>
+              <w:rPr>
+                <w:sz w:val="22"/>
+                <w:szCs w:val="22"/>
+              </w:rPr>
+            </w:pPr>
+          </w:p>
         </w:tc>
         <w:tc>
           <w:tcPr>
@@ -1719,7 +1935,14 @@
               <w:right w:val="single" w:sz="4" w:space="0" w:color="555555"/>
             </w:tcBorders>
           </w:tcPr>
-          <w:p/>
+          <w:p>
+            <w:pPr>
+              <w:rPr>
+                <w:sz w:val="22"/>
+                <w:szCs w:val="22"/>
+              </w:rPr>
+            </w:pPr>
+          </w:p>
         </w:tc>
         <w:tc>
           <w:tcPr>
@@ -1732,7 +1955,14 @@
               <w:right w:val="single" w:sz="4" w:space="0" w:color="555555"/>
             </w:tcBorders>
           </w:tcPr>
-          <w:p/>
+          <w:p>
+            <w:pPr>
+              <w:rPr>
+                <w:sz w:val="22"/>
+                <w:szCs w:val="22"/>
+              </w:rPr>
+            </w:pPr>
+          </w:p>
         </w:tc>
         <w:tc>
           <w:tcPr>
@@ -1745,7 +1975,14 @@
               <w:right w:val="single" w:sz="4" w:space="0" w:color="555555"/>
             </w:tcBorders>
           </w:tcPr>
-          <w:p/>
+          <w:p>
+            <w:pPr>
+              <w:rPr>
+                <w:sz w:val="22"/>
+                <w:szCs w:val="22"/>
+              </w:rPr>
+            </w:pPr>
+          </w:p>
         </w:tc>
       </w:tr>
       <w:tr>
@@ -1770,11 +2007,15 @@
           <w:p>
             <w:pPr>
               <w:jc w:val="center"/>
-            </w:pPr>
-            <w:r>
-              <w:rPr>
-                <w:sz w:val="16"/>
-                <w:szCs w:val="16"/>
+              <w:rPr>
+                <w:sz w:val="22"/>
+                <w:szCs w:val="22"/>
+              </w:rPr>
+            </w:pPr>
+            <w:r>
+              <w:rPr>
+                <w:sz w:val="18"/>
+                <w:szCs w:val="18"/>
               </w:rPr>
               <w:t>1</w:t>
             </w:r>
@@ -1801,11 +2042,15 @@
           <w:p>
             <w:pPr>
               <w:jc w:val="center"/>
-            </w:pPr>
-            <w:r>
-              <w:rPr>
-                <w:sz w:val="16"/>
-                <w:szCs w:val="16"/>
+              <w:rPr>
+                <w:sz w:val="22"/>
+                <w:szCs w:val="22"/>
+              </w:rPr>
+            </w:pPr>
+            <w:r>
+              <w:rPr>
+                <w:sz w:val="18"/>
+                <w:szCs w:val="18"/>
               </w:rPr>
               <w:t>2</w:t>
             </w:r>
@@ -1832,11 +2077,15 @@
           <w:p>
             <w:pPr>
               <w:jc w:val="center"/>
-            </w:pPr>
-            <w:r>
-              <w:rPr>
-                <w:sz w:val="16"/>
-                <w:szCs w:val="16"/>
+              <w:rPr>
+                <w:sz w:val="22"/>
+                <w:szCs w:val="22"/>
+              </w:rPr>
+            </w:pPr>
+            <w:r>
+              <w:rPr>
+                <w:sz w:val="18"/>
+                <w:szCs w:val="18"/>
               </w:rPr>
               <w:t>3</w:t>
             </w:r>
@@ -1863,11 +2112,15 @@
           <w:p>
             <w:pPr>
               <w:jc w:val="center"/>
-            </w:pPr>
-            <w:r>
-              <w:rPr>
-                <w:sz w:val="16"/>
-                <w:szCs w:val="16"/>
+              <w:rPr>
+                <w:sz w:val="22"/>
+                <w:szCs w:val="22"/>
+              </w:rPr>
+            </w:pPr>
+            <w:r>
+              <w:rPr>
+                <w:sz w:val="18"/>
+                <w:szCs w:val="18"/>
               </w:rPr>
               <w:t>4</w:t>
             </w:r>
@@ -1894,11 +2147,15 @@
           <w:p>
             <w:pPr>
               <w:jc w:val="center"/>
-            </w:pPr>
-            <w:r>
-              <w:rPr>
-                <w:sz w:val="16"/>
-                <w:szCs w:val="16"/>
+              <w:rPr>
+                <w:sz w:val="22"/>
+                <w:szCs w:val="22"/>
+              </w:rPr>
+            </w:pPr>
+            <w:r>
+              <w:rPr>
+                <w:sz w:val="18"/>
+                <w:szCs w:val="18"/>
               </w:rPr>
               <w:t>5</w:t>
             </w:r>
@@ -1925,11 +2182,15 @@
           <w:p>
             <w:pPr>
               <w:jc w:val="center"/>
-            </w:pPr>
-            <w:r>
-              <w:rPr>
-                <w:sz w:val="16"/>
-                <w:szCs w:val="16"/>
+              <w:rPr>
+                <w:sz w:val="22"/>
+                <w:szCs w:val="22"/>
+              </w:rPr>
+            </w:pPr>
+            <w:r>
+              <w:rPr>
+                <w:sz w:val="18"/>
+                <w:szCs w:val="18"/>
               </w:rPr>
               <w:t>6</w:t>
             </w:r>
@@ -1956,11 +2217,15 @@
           <w:p>
             <w:pPr>
               <w:jc w:val="center"/>
-            </w:pPr>
-            <w:r>
-              <w:rPr>
-                <w:sz w:val="16"/>
-                <w:szCs w:val="16"/>
+              <w:rPr>
+                <w:sz w:val="22"/>
+                <w:szCs w:val="22"/>
+              </w:rPr>
+            </w:pPr>
+            <w:r>
+              <w:rPr>
+                <w:sz w:val="18"/>
+                <w:szCs w:val="18"/>
               </w:rPr>
               <w:t>7</w:t>
             </w:r>
@@ -1987,11 +2252,15 @@
           <w:p>
             <w:pPr>
               <w:jc w:val="center"/>
-            </w:pPr>
-            <w:r>
-              <w:rPr>
-                <w:sz w:val="16"/>
-                <w:szCs w:val="16"/>
+              <w:rPr>
+                <w:sz w:val="22"/>
+                <w:szCs w:val="22"/>
+              </w:rPr>
+            </w:pPr>
+            <w:r>
+              <w:rPr>
+                <w:sz w:val="18"/>
+                <w:szCs w:val="18"/>
               </w:rPr>
               <w:t>8</w:t>
             </w:r>
@@ -2018,11 +2287,15 @@
           <w:p>
             <w:pPr>
               <w:jc w:val="center"/>
-            </w:pPr>
-            <w:r>
-              <w:rPr>
-                <w:sz w:val="16"/>
-                <w:szCs w:val="16"/>
+              <w:rPr>
+                <w:sz w:val="22"/>
+                <w:szCs w:val="22"/>
+              </w:rPr>
+            </w:pPr>
+            <w:r>
+              <w:rPr>
+                <w:sz w:val="18"/>
+                <w:szCs w:val="18"/>
               </w:rPr>
               <w:t>9</w:t>
             </w:r>
@@ -2049,11 +2322,15 @@
           <w:p>
             <w:pPr>
               <w:jc w:val="center"/>
-            </w:pPr>
-            <w:r>
-              <w:rPr>
-                <w:sz w:val="16"/>
-                <w:szCs w:val="16"/>
+              <w:rPr>
+                <w:sz w:val="22"/>
+                <w:szCs w:val="22"/>
+              </w:rPr>
+            </w:pPr>
+            <w:r>
+              <w:rPr>
+                <w:sz w:val="18"/>
+                <w:szCs w:val="18"/>
               </w:rPr>
               <w:t>10</w:t>
             </w:r>
@@ -2080,11 +2357,15 @@
           <w:p>
             <w:pPr>
               <w:jc w:val="center"/>
-            </w:pPr>
-            <w:r>
-              <w:rPr>
-                <w:sz w:val="16"/>
-                <w:szCs w:val="16"/>
+              <w:rPr>
+                <w:sz w:val="22"/>
+                <w:szCs w:val="22"/>
+              </w:rPr>
+            </w:pPr>
+            <w:r>
+              <w:rPr>
+                <w:sz w:val="18"/>
+                <w:szCs w:val="18"/>
               </w:rPr>
               <w:t>11</w:t>
             </w:r>
@@ -2111,11 +2392,15 @@
           <w:p>
             <w:pPr>
               <w:jc w:val="center"/>
-            </w:pPr>
-            <w:r>
-              <w:rPr>
-                <w:sz w:val="16"/>
-                <w:szCs w:val="16"/>
+              <w:rPr>
+                <w:sz w:val="22"/>
+                <w:szCs w:val="22"/>
+              </w:rPr>
+            </w:pPr>
+            <w:r>
+              <w:rPr>
+                <w:sz w:val="18"/>
+                <w:szCs w:val="18"/>
               </w:rPr>
               <w:t>12</w:t>
             </w:r>
@@ -2141,11 +2426,13 @@
             <w:vAlign w:val="center"/>
           </w:tcPr>
           <w:p>
-            <w:r>
-              <w:rPr>
-                <w:sz w:val="18"/>
-                <w:szCs w:val="18"/>
-              </w:rPr>
+            <w:pPr>
+              <w:rPr>
+                <w:sz w:val="22"/>
+                <w:szCs w:val="22"/>
+              </w:rPr>
+            </w:pPr>
+            <w:r>
               <w:t>{{MATERIAL_NAME}}</w:t>
             </w:r>
           </w:p>
@@ -2170,12 +2457,12 @@
           <w:p>
             <w:pPr>
               <w:jc w:val="center"/>
-            </w:pPr>
-            <w:r>
-              <w:rPr>
-                <w:sz w:val="18"/>
-                <w:szCs w:val="18"/>
-              </w:rPr>
+              <w:rPr>
+                <w:sz w:val="22"/>
+                <w:szCs w:val="22"/>
+              </w:rPr>
+            </w:pPr>
+            <w:r>
               <w:t>{{MATERIAL_CODE}}</w:t>
             </w:r>
           </w:p>
@@ -2197,7 +2484,14 @@
             </w:tcMar>
             <w:vAlign w:val="center"/>
           </w:tcPr>
-          <w:p/>
+          <w:p>
+            <w:pPr>
+              <w:rPr>
+                <w:sz w:val="22"/>
+                <w:szCs w:val="22"/>
+              </w:rPr>
+            </w:pPr>
+          </w:p>
         </w:tc>
         <w:tc>
           <w:tcPr>
@@ -2219,12 +2513,12 @@
           <w:p>
             <w:pPr>
               <w:jc w:val="center"/>
-            </w:pPr>
-            <w:r>
-              <w:rPr>
-                <w:sz w:val="18"/>
-                <w:szCs w:val="18"/>
-              </w:rPr>
+              <w:rPr>
+                <w:sz w:val="22"/>
+                <w:szCs w:val="22"/>
+              </w:rPr>
+            </w:pPr>
+            <w:r>
               <w:t>{{UNIT}}</w:t>
             </w:r>
           </w:p>
@@ -2249,12 +2543,12 @@
           <w:p>
             <w:pPr>
               <w:jc w:val="center"/>
-            </w:pPr>
-            <w:r>
-              <w:rPr>
-                <w:sz w:val="18"/>
-                <w:szCs w:val="18"/>
-              </w:rPr>
+              <w:rPr>
+                <w:sz w:val="22"/>
+                <w:szCs w:val="22"/>
+              </w:rPr>
+            </w:pPr>
+            <w:r>
               <w:t>{{DOCUMENT_QTY}}</w:t>
             </w:r>
           </w:p>
@@ -2279,12 +2573,12 @@
           <w:p>
             <w:pPr>
               <w:jc w:val="center"/>
-            </w:pPr>
-            <w:r>
-              <w:rPr>
-                <w:sz w:val="18"/>
-                <w:szCs w:val="18"/>
-              </w:rPr>
+              <w:rPr>
+                <w:sz w:val="22"/>
+                <w:szCs w:val="22"/>
+              </w:rPr>
+            </w:pPr>
+            <w:r>
               <w:t>{{ACCEPTED_QTY}}</w:t>
             </w:r>
           </w:p>
@@ -2309,12 +2603,12 @@
           <w:p>
             <w:pPr>
               <w:jc w:val="center"/>
-            </w:pPr>
-            <w:r>
-              <w:rPr>
-                <w:sz w:val="18"/>
-                <w:szCs w:val="18"/>
-              </w:rPr>
+              <w:rPr>
+                <w:sz w:val="22"/>
+                <w:szCs w:val="22"/>
+              </w:rPr>
+            </w:pPr>
+            <w:r>
               <w:t>{{PRICE}}</w:t>
             </w:r>
           </w:p>
@@ -2339,12 +2633,12 @@
           <w:p>
             <w:pPr>
               <w:jc w:val="center"/>
-            </w:pPr>
-            <w:r>
-              <w:rPr>
-                <w:sz w:val="18"/>
-                <w:szCs w:val="18"/>
-              </w:rPr>
+              <w:rPr>
+                <w:sz w:val="22"/>
+                <w:szCs w:val="22"/>
+              </w:rPr>
+            </w:pPr>
+            <w:r>
               <w:t>{{AMOUNT_NO_VAT}}</w:t>
             </w:r>
           </w:p>
@@ -2369,12 +2663,12 @@
           <w:p>
             <w:pPr>
               <w:jc w:val="center"/>
-            </w:pPr>
-            <w:r>
-              <w:rPr>
-                <w:sz w:val="18"/>
-                <w:szCs w:val="18"/>
-              </w:rPr>
+              <w:rPr>
+                <w:sz w:val="22"/>
+                <w:szCs w:val="22"/>
+              </w:rPr>
+            </w:pPr>
+            <w:r>
               <w:t>{{VAT_AMOUNT}}</w:t>
             </w:r>
           </w:p>
@@ -2399,12 +2693,12 @@
           <w:p>
             <w:pPr>
               <w:jc w:val="center"/>
-            </w:pPr>
-            <w:r>
-              <w:rPr>
-                <w:sz w:val="18"/>
-                <w:szCs w:val="18"/>
-              </w:rPr>
+              <w:rPr>
+                <w:sz w:val="22"/>
+                <w:szCs w:val="22"/>
+              </w:rPr>
+            </w:pPr>
+            <w:r>
               <w:t>{{AMOUNT_WITH_VAT}}</w:t>
             </w:r>
           </w:p>
@@ -2426,7 +2720,14 @@
             </w:tcMar>
             <w:vAlign w:val="center"/>
           </w:tcPr>
-          <w:p/>
+          <w:p>
+            <w:pPr>
+              <w:rPr>
+                <w:sz w:val="22"/>
+                <w:szCs w:val="22"/>
+              </w:rPr>
+            </w:pPr>
+          </w:p>
         </w:tc>
         <w:tc>
           <w:tcPr>
@@ -2448,12 +2749,12 @@
           <w:p>
             <w:pPr>
               <w:jc w:val="center"/>
-            </w:pPr>
-            <w:r>
-              <w:rPr>
-                <w:sz w:val="18"/>
-                <w:szCs w:val="18"/>
-              </w:rPr>
+              <w:rPr>
+                <w:sz w:val="22"/>
+                <w:szCs w:val="22"/>
+              </w:rPr>
+            </w:pPr>
+            <w:r>
               <w:t>{{MATERIAL_CODE}}</w:t>
             </w:r>
           </w:p>
@@ -2480,13 +2781,15 @@
           <w:p>
             <w:pPr>
               <w:jc w:val="right"/>
+              <w:rPr>
+                <w:sz w:val="22"/>
+                <w:szCs w:val="22"/>
+              </w:rPr>
             </w:pPr>
             <w:r>
               <w:rPr>
                 <w:b/>
                 <w:bCs/>
-                <w:sz w:val="18"/>
-                <w:szCs w:val="18"/>
               </w:rPr>
               <w:t>ИТОГО:</w:t>
             </w:r>
@@ -2512,12 +2815,12 @@
           <w:p>
             <w:pPr>
               <w:jc w:val="center"/>
-            </w:pPr>
-            <w:r>
-              <w:rPr>
-                <w:sz w:val="18"/>
-                <w:szCs w:val="18"/>
-              </w:rPr>
+              <w:rPr>
+                <w:sz w:val="22"/>
+                <w:szCs w:val="22"/>
+              </w:rPr>
+            </w:pPr>
+            <w:r>
               <w:t>{{TOTAL_ACCEPTED_QTY}}</w:t>
             </w:r>
           </w:p>
@@ -2539,7 +2842,14 @@
             </w:tcMar>
             <w:vAlign w:val="center"/>
           </w:tcPr>
-          <w:p/>
+          <w:p>
+            <w:pPr>
+              <w:rPr>
+                <w:sz w:val="22"/>
+                <w:szCs w:val="22"/>
+              </w:rPr>
+            </w:pPr>
+          </w:p>
         </w:tc>
         <w:tc>
           <w:tcPr>
@@ -2561,12 +2871,12 @@
           <w:p>
             <w:pPr>
               <w:jc w:val="center"/>
-            </w:pPr>
-            <w:r>
-              <w:rPr>
-                <w:sz w:val="18"/>
-                <w:szCs w:val="18"/>
-              </w:rPr>
+              <w:rPr>
+                <w:sz w:val="22"/>
+                <w:szCs w:val="22"/>
+              </w:rPr>
+            </w:pPr>
+            <w:r>
               <w:t>{{TOTAL_AMOUNT_NO_VAT}}</w:t>
             </w:r>
           </w:p>
@@ -2591,12 +2901,12 @@
           <w:p>
             <w:pPr>
               <w:jc w:val="center"/>
-            </w:pPr>
-            <w:r>
-              <w:rPr>
-                <w:sz w:val="18"/>
-                <w:szCs w:val="18"/>
-              </w:rPr>
+              <w:rPr>
+                <w:sz w:val="22"/>
+                <w:szCs w:val="22"/>
+              </w:rPr>
+            </w:pPr>
+            <w:r>
               <w:t>{{TOTAL_VAT}}</w:t>
             </w:r>
           </w:p>
@@ -2621,12 +2931,12 @@
           <w:p>
             <w:pPr>
               <w:jc w:val="center"/>
-            </w:pPr>
-            <w:r>
-              <w:rPr>
-                <w:sz w:val="18"/>
-                <w:szCs w:val="18"/>
-              </w:rPr>
+              <w:rPr>
+                <w:sz w:val="22"/>
+                <w:szCs w:val="22"/>
+              </w:rPr>
+            </w:pPr>
+            <w:r>
               <w:t>{{TOTAL_WITH_VAT}}</w:t>
             </w:r>
           </w:p>
@@ -2648,7 +2958,14 @@
             </w:tcMar>
             <w:vAlign w:val="center"/>
           </w:tcPr>
-          <w:p/>
+          <w:p>
+            <w:pPr>
+              <w:rPr>
+                <w:sz w:val="22"/>
+                <w:szCs w:val="22"/>
+              </w:rPr>
+            </w:pPr>
+          </w:p>
         </w:tc>
         <w:tc>
           <w:tcPr>
@@ -2667,7 +2984,14 @@
             </w:tcMar>
             <w:vAlign w:val="center"/>
           </w:tcPr>
-          <w:p/>
+          <w:p>
+            <w:pPr>
+              <w:rPr>
+                <w:sz w:val="22"/>
+                <w:szCs w:val="22"/>
+              </w:rPr>
+            </w:pPr>
+          </w:p>
         </w:tc>
       </w:tr>
     </w:tbl>

--- a/document_templates/Приходный ордер_шаблон.docx
+++ b/document_templates/Приходный ордер_шаблон.docx
@@ -114,14 +114,32 @@
                 <w:sz w:val="28"/>
                 <w:szCs w:val="28"/>
               </w:rPr>
-              <w:t xml:space="preserve">ПРИХОДНЫЙ ОРДЕР №  </w:t>
+              <w:t xml:space="preserve">ПРИХОДНЫЙ ОРДЕР </w:t>
+            </w:r>
+            <w:proofErr w:type="gramStart"/>
+            <w:r>
+              <w:rPr>
+                <w:b/>
+                <w:bCs/>
+                <w:sz w:val="28"/>
+                <w:szCs w:val="28"/>
+              </w:rPr>
+              <w:t xml:space="preserve">№  </w:t>
             </w:r>
             <w:r>
               <w:rPr>
                 <w:b/>
                 <w:sz w:val="28"/>
               </w:rPr>
-              <w:t>{{RECEIPT_ORDER_NUMBER}}</w:t>
+              <w:t>{</w:t>
+            </w:r>
+            <w:proofErr w:type="gramEnd"/>
+            <w:r>
+              <w:rPr>
+                <w:b/>
+                <w:sz w:val="28"/>
+              </w:rPr>
+              <w:t>{RECEIPT_ORDER_NUMBER}}</w:t>
             </w:r>
           </w:p>
         </w:tc>
@@ -272,14 +290,30 @@
                 <w:sz w:val="22"/>
                 <w:szCs w:val="22"/>
               </w:rPr>
-              <w:t xml:space="preserve">Структурное подразделение  </w:t>
-            </w:r>
-            <w:r>
-              <w:rPr>
-                <w:sz w:val="22"/>
-                <w:szCs w:val="22"/>
-              </w:rPr>
-              <w:t>{{STRUCTURAL_UNIT}}</w:t>
+              <w:t xml:space="preserve">Структурное </w:t>
+            </w:r>
+            <w:proofErr w:type="gramStart"/>
+            <w:r>
+              <w:rPr>
+                <w:sz w:val="22"/>
+                <w:szCs w:val="22"/>
+              </w:rPr>
+              <w:t xml:space="preserve">подразделение  </w:t>
+            </w:r>
+            <w:r>
+              <w:rPr>
+                <w:sz w:val="22"/>
+                <w:szCs w:val="22"/>
+              </w:rPr>
+              <w:t>{</w:t>
+            </w:r>
+            <w:proofErr w:type="gramEnd"/>
+            <w:r>
+              <w:rPr>
+                <w:sz w:val="22"/>
+                <w:szCs w:val="22"/>
+              </w:rPr>
+              <w:t>{STRUCTURAL_UNIT}}</w:t>
             </w:r>
           </w:p>
         </w:tc>
@@ -3048,6 +3082,9 @@
             </w:tcMar>
           </w:tcPr>
           <w:p>
+            <w:pPr>
+              <w:jc w:val="center"/>
+            </w:pPr>
             <w:r>
               <w:t>{{SENDER_POSITION}}</w:t>
             </w:r>
@@ -3083,6 +3120,9 @@
             </w:tcMar>
           </w:tcPr>
           <w:p>
+            <w:pPr>
+              <w:jc w:val="center"/>
+            </w:pPr>
             <w:r>
               <w:t>{{LEFT_SIGNER_NAME}}</w:t>
             </w:r>
@@ -3127,6 +3167,9 @@
             </w:tcMar>
           </w:tcPr>
           <w:p>
+            <w:pPr>
+              <w:jc w:val="center"/>
+            </w:pPr>
             <w:r>
               <w:t>{{RECEIVER_POSITION}}</w:t>
             </w:r>
@@ -3162,6 +3205,9 @@
             </w:tcMar>
           </w:tcPr>
           <w:p>
+            <w:pPr>
+              <w:jc w:val="center"/>
+            </w:pPr>
             <w:r>
               <w:t>{{RIGHT_SIGNER_NAME}}</w:t>
             </w:r>

--- a/document_templates/Приходный ордер_шаблон.docx
+++ b/document_templates/Приходный ордер_шаблон.docx
@@ -114,33 +114,20 @@
                 <w:sz w:val="28"/>
                 <w:szCs w:val="28"/>
               </w:rPr>
-              <w:t xml:space="preserve">ПРИХОДНЫЙ ОРДЕР </w:t>
-            </w:r>
-            <w:proofErr w:type="gramStart"/>
-            <w:r>
-              <w:rPr>
-                <w:b/>
-                <w:bCs/>
-                <w:sz w:val="28"/>
-                <w:szCs w:val="28"/>
-              </w:rPr>
-              <w:t xml:space="preserve">№  </w:t>
+              <w:t xml:space="preserve">ПРИХОДНЫЙ ОРДЕР № </w:t>
             </w:r>
             <w:r>
               <w:rPr>
                 <w:b/>
                 <w:sz w:val="28"/>
               </w:rPr>
-              <w:t>{</w:t>
-            </w:r>
-            <w:proofErr w:type="gramEnd"/>
-            <w:r>
-              <w:rPr>
-                <w:b/>
-                <w:sz w:val="28"/>
-              </w:rPr>
-              <w:t>{RECEIPT_ORDER_NUMBER}}</w:t>
-            </w:r>
+              <w:t>{{RECEIPT_ORDER_NUMBER}}</w:t>
+            </w:r>
+          </w:p>
+          <w:p>
+            <w:pPr>
+              <w:jc w:val="center"/>
+            </w:pPr>
           </w:p>
         </w:tc>
         <w:tc>
@@ -290,30 +277,10 @@
                 <w:sz w:val="22"/>
                 <w:szCs w:val="22"/>
               </w:rPr>
-              <w:t xml:space="preserve">Структурное </w:t>
-            </w:r>
-            <w:proofErr w:type="gramStart"/>
-            <w:r>
-              <w:rPr>
-                <w:sz w:val="22"/>
-                <w:szCs w:val="22"/>
-              </w:rPr>
-              <w:t xml:space="preserve">подразделение  </w:t>
-            </w:r>
-            <w:r>
-              <w:rPr>
-                <w:sz w:val="22"/>
-                <w:szCs w:val="22"/>
-              </w:rPr>
-              <w:t>{</w:t>
-            </w:r>
-            <w:proofErr w:type="gramEnd"/>
-            <w:r>
-              <w:rPr>
-                <w:sz w:val="22"/>
-                <w:szCs w:val="22"/>
-              </w:rPr>
-              <w:t>{STRUCTURAL_UNIT}}</w:t>
+              <w:t xml:space="preserve">Структурное подразделение </w:t>
+            </w:r>
+            <w:r>
+              <w:t>{{STRUCTURAL_UNIT}}</w:t>
             </w:r>
           </w:p>
         </w:tc>
